--- a/Note_05032026.docx
+++ b/Note_05032026.docx
@@ -4,6 +4,3221 @@
   <w:body>
     <w:p>
       <w:pPr>
+        <w:pStyle w:val="Heading1"/>
+        <w:keepNext w:val="0"/>
+        <w:keepLines w:val="0"/>
+        <w:spacing w:before="480" w:lineRule="auto"/>
+        <w:rPr>
+          <w:b w:val="1"/>
+          <w:bCs w:val="1"/>
+          <w:sz w:val="46"/>
+          <w:szCs w:val="46"/>
+        </w:rPr>
+      </w:pPr>
+      <w:bookmarkStart w:colFirst="0" w:colLast="0" w:name="_gjb950q71m5y" w:id="0"/>
+      <w:bookmarkEnd w:id="0"/>
+      <w:r>
+        <w:rPr>
+          <w:b w:val="1"/>
+          <w:bCs w:val="1"/>
+          <w:sz w:val="46"/>
+          <w:szCs w:val="46"/>
+          <w:rtl w:val="0"/>
+        </w:rPr>
+        <w:t xml:space="preserve">Git cơ bản</w:t>
+      </w:r>
+    </w:p>
+    <w:p>
+      <w:pPr>
+        <w:pStyle w:val="Heading1"/>
+        <w:keepNext w:val="0"/>
+        <w:keepLines w:val="0"/>
+        <w:spacing w:before="480" w:lineRule="auto"/>
+        <w:rPr>
+          <w:b w:val="1"/>
+          <w:bCs w:val="1"/>
+          <w:sz w:val="46"/>
+          <w:szCs w:val="46"/>
+        </w:rPr>
+      </w:pPr>
+      <w:bookmarkStart w:colFirst="0" w:colLast="0" w:name="_gjb950q71m5y" w:id="0"/>
+      <w:bookmarkEnd w:id="0"/>
+      <w:r>
+        <w:rPr>
+          <w:rtl w:val="0"/>
+        </w:rPr>
+      </w:r>
+    </w:p>
+    <w:p>
+      <w:pPr>
+        <w:pStyle w:val="Heading1"/>
+        <w:keepNext w:val="0"/>
+        <w:keepLines w:val="0"/>
+        <w:spacing w:before="480" w:lineRule="auto"/>
+        <w:rPr>
+          <w:b w:val="1"/>
+          <w:bCs w:val="1"/>
+          <w:sz w:val="46"/>
+          <w:szCs w:val="46"/>
+        </w:rPr>
+      </w:pPr>
+      <w:bookmarkStart w:colFirst="0" w:colLast="0" w:name="_gjb950q71m5y" w:id="0"/>
+      <w:bookmarkEnd w:id="0"/>
+      <w:r>
+        <w:rPr>
+          <w:b w:val="1"/>
+          <w:bCs w:val="1"/>
+          <w:sz w:val="46"/>
+          <w:szCs w:val="46"/>
+          <w:rtl w:val="0"/>
+        </w:rPr>
+        <w:t xml:space="preserve">git clone &lt;url&gt;        tải repo</w:t>
+      </w:r>
+    </w:p>
+    <w:p>
+      <w:pPr>
+        <w:pStyle w:val="Heading1"/>
+        <w:keepNext w:val="0"/>
+        <w:keepLines w:val="0"/>
+        <w:spacing w:before="480" w:lineRule="auto"/>
+        <w:rPr>
+          <w:b w:val="1"/>
+          <w:bCs w:val="1"/>
+          <w:sz w:val="46"/>
+          <w:szCs w:val="46"/>
+        </w:rPr>
+      </w:pPr>
+      <w:bookmarkStart w:colFirst="0" w:colLast="0" w:name="_gjb950q71m5y" w:id="0"/>
+      <w:bookmarkEnd w:id="0"/>
+      <w:r>
+        <w:rPr>
+          <w:b w:val="1"/>
+          <w:bCs w:val="1"/>
+          <w:sz w:val="46"/>
+          <w:szCs w:val="46"/>
+          <w:rtl w:val="0"/>
+        </w:rPr>
+        <w:t xml:space="preserve">git status             kiểm tra trạng thái</w:t>
+      </w:r>
+    </w:p>
+    <w:p>
+      <w:pPr>
+        <w:pStyle w:val="Heading1"/>
+        <w:keepNext w:val="0"/>
+        <w:keepLines w:val="0"/>
+        <w:spacing w:before="480" w:lineRule="auto"/>
+        <w:rPr>
+          <w:b w:val="1"/>
+          <w:bCs w:val="1"/>
+          <w:sz w:val="46"/>
+          <w:szCs w:val="46"/>
+        </w:rPr>
+      </w:pPr>
+      <w:bookmarkStart w:colFirst="0" w:colLast="0" w:name="_gjb950q71m5y" w:id="0"/>
+      <w:bookmarkEnd w:id="0"/>
+      <w:r>
+        <w:rPr>
+          <w:b w:val="1"/>
+          <w:bCs w:val="1"/>
+          <w:sz w:val="46"/>
+          <w:szCs w:val="46"/>
+          <w:rtl w:val="0"/>
+        </w:rPr>
+        <w:t xml:space="preserve">git add .              thêm file</w:t>
+      </w:r>
+    </w:p>
+    <w:p>
+      <w:pPr>
+        <w:pStyle w:val="Heading1"/>
+        <w:keepNext w:val="0"/>
+        <w:keepLines w:val="0"/>
+        <w:spacing w:before="480" w:lineRule="auto"/>
+        <w:rPr>
+          <w:b w:val="1"/>
+          <w:bCs w:val="1"/>
+          <w:sz w:val="46"/>
+          <w:szCs w:val="46"/>
+        </w:rPr>
+      </w:pPr>
+      <w:bookmarkStart w:colFirst="0" w:colLast="0" w:name="_gjb950q71m5y" w:id="0"/>
+      <w:bookmarkEnd w:id="0"/>
+      <w:r>
+        <w:rPr>
+          <w:b w:val="1"/>
+          <w:bCs w:val="1"/>
+          <w:sz w:val="46"/>
+          <w:szCs w:val="46"/>
+          <w:rtl w:val="0"/>
+        </w:rPr>
+        <w:t xml:space="preserve">git commit -m "msg"    commit</w:t>
+      </w:r>
+    </w:p>
+    <w:p>
+      <w:pPr>
+        <w:pStyle w:val="Heading1"/>
+        <w:keepNext w:val="0"/>
+        <w:keepLines w:val="0"/>
+        <w:spacing w:before="480" w:lineRule="auto"/>
+        <w:rPr>
+          <w:b w:val="1"/>
+          <w:bCs w:val="1"/>
+          <w:sz w:val="46"/>
+          <w:szCs w:val="46"/>
+        </w:rPr>
+      </w:pPr>
+      <w:bookmarkStart w:colFirst="0" w:colLast="0" w:name="_gjb950q71m5y" w:id="0"/>
+      <w:bookmarkEnd w:id="0"/>
+      <w:r>
+        <w:rPr>
+          <w:b w:val="1"/>
+          <w:bCs w:val="1"/>
+          <w:sz w:val="46"/>
+          <w:szCs w:val="46"/>
+          <w:rtl w:val="0"/>
+        </w:rPr>
+        <w:t xml:space="preserve">git push origin main   push code</w:t>
+      </w:r>
+    </w:p>
+    <w:p>
+      <w:pPr>
+        <w:pStyle w:val="Heading1"/>
+        <w:keepNext w:val="0"/>
+        <w:keepLines w:val="0"/>
+        <w:spacing w:before="480" w:lineRule="auto"/>
+        <w:rPr>
+          <w:b w:val="1"/>
+          <w:bCs w:val="1"/>
+          <w:sz w:val="46"/>
+          <w:szCs w:val="46"/>
+        </w:rPr>
+      </w:pPr>
+      <w:bookmarkStart w:colFirst="0" w:colLast="0" w:name="_gjb950q71m5y" w:id="0"/>
+      <w:bookmarkEnd w:id="0"/>
+      <w:r>
+        <w:rPr>
+          <w:b w:val="1"/>
+          <w:bCs w:val="1"/>
+          <w:sz w:val="46"/>
+          <w:szCs w:val="46"/>
+          <w:rtl w:val="0"/>
+        </w:rPr>
+        <w:t xml:space="preserve">git pull origin main   cập nhật code</w:t>
+      </w:r>
+    </w:p>
+    <w:p>
+      <w:pPr>
+        <w:pStyle w:val="Heading1"/>
+        <w:keepNext w:val="0"/>
+        <w:keepLines w:val="0"/>
+        <w:spacing w:before="480" w:lineRule="auto"/>
+        <w:rPr>
+          <w:b w:val="1"/>
+          <w:bCs w:val="1"/>
+          <w:sz w:val="46"/>
+          <w:szCs w:val="46"/>
+        </w:rPr>
+      </w:pPr>
+      <w:bookmarkStart w:colFirst="0" w:colLast="0" w:name="_gjb950q71m5y" w:id="0"/>
+      <w:bookmarkEnd w:id="0"/>
+      <w:r>
+        <w:rPr>
+          <w:rtl w:val="0"/>
+        </w:rPr>
+      </w:r>
+    </w:p>
+    <w:p>
+      <w:pPr>
+        <w:pStyle w:val="Heading1"/>
+        <w:keepNext w:val="0"/>
+        <w:keepLines w:val="0"/>
+        <w:spacing w:before="480" w:lineRule="auto"/>
+        <w:rPr>
+          <w:b w:val="1"/>
+          <w:bCs w:val="1"/>
+          <w:sz w:val="46"/>
+          <w:szCs w:val="46"/>
+        </w:rPr>
+      </w:pPr>
+      <w:bookmarkStart w:colFirst="0" w:colLast="0" w:name="_gjb950q71m5y" w:id="0"/>
+      <w:bookmarkEnd w:id="0"/>
+      <w:r>
+        <w:rPr>
+          <w:b w:val="1"/>
+          <w:bCs w:val="1"/>
+          <w:sz w:val="46"/>
+          <w:szCs w:val="46"/>
+          <w:rtl w:val="0"/>
+        </w:rPr>
+        <w:t xml:space="preserve">Branch</w:t>
+      </w:r>
+    </w:p>
+    <w:p>
+      <w:pPr>
+        <w:pStyle w:val="Heading1"/>
+        <w:keepNext w:val="0"/>
+        <w:keepLines w:val="0"/>
+        <w:spacing w:before="480" w:lineRule="auto"/>
+        <w:rPr>
+          <w:b w:val="1"/>
+          <w:bCs w:val="1"/>
+          <w:sz w:val="46"/>
+          <w:szCs w:val="46"/>
+        </w:rPr>
+      </w:pPr>
+      <w:bookmarkStart w:colFirst="0" w:colLast="0" w:name="_gjb950q71m5y" w:id="0"/>
+      <w:bookmarkEnd w:id="0"/>
+      <w:r>
+        <w:rPr>
+          <w:b w:val="1"/>
+          <w:bCs w:val="1"/>
+          <w:sz w:val="46"/>
+          <w:szCs w:val="46"/>
+          <w:rtl w:val="0"/>
+        </w:rPr>
+        <w:t xml:space="preserve">git branch             xem branch</w:t>
+      </w:r>
+    </w:p>
+    <w:p>
+      <w:pPr>
+        <w:pStyle w:val="Heading1"/>
+        <w:keepNext w:val="0"/>
+        <w:keepLines w:val="0"/>
+        <w:spacing w:before="480" w:lineRule="auto"/>
+        <w:rPr>
+          <w:b w:val="1"/>
+          <w:bCs w:val="1"/>
+          <w:sz w:val="46"/>
+          <w:szCs w:val="46"/>
+        </w:rPr>
+      </w:pPr>
+      <w:bookmarkStart w:colFirst="0" w:colLast="0" w:name="_gjb950q71m5y" w:id="0"/>
+      <w:bookmarkEnd w:id="0"/>
+      <w:r>
+        <w:rPr>
+          <w:b w:val="1"/>
+          <w:bCs w:val="1"/>
+          <w:sz w:val="46"/>
+          <w:szCs w:val="46"/>
+          <w:rtl w:val="0"/>
+        </w:rPr>
+        <w:t xml:space="preserve">git branch -a          xem tất cả branch</w:t>
+      </w:r>
+    </w:p>
+    <w:p>
+      <w:pPr>
+        <w:pStyle w:val="Heading1"/>
+        <w:keepNext w:val="0"/>
+        <w:keepLines w:val="0"/>
+        <w:spacing w:before="480" w:lineRule="auto"/>
+        <w:rPr>
+          <w:b w:val="1"/>
+          <w:bCs w:val="1"/>
+          <w:sz w:val="46"/>
+          <w:szCs w:val="46"/>
+        </w:rPr>
+      </w:pPr>
+      <w:bookmarkStart w:colFirst="0" w:colLast="0" w:name="_gjb950q71m5y" w:id="0"/>
+      <w:bookmarkEnd w:id="0"/>
+      <w:r>
+        <w:rPr>
+          <w:b w:val="1"/>
+          <w:bCs w:val="1"/>
+          <w:sz w:val="46"/>
+          <w:szCs w:val="46"/>
+          <w:rtl w:val="0"/>
+        </w:rPr>
+        <w:t xml:space="preserve">git checkout &lt;branch&gt;  chuyển branch</w:t>
+      </w:r>
+    </w:p>
+    <w:p>
+      <w:pPr>
+        <w:pStyle w:val="Heading1"/>
+        <w:keepNext w:val="0"/>
+        <w:keepLines w:val="0"/>
+        <w:spacing w:before="480" w:lineRule="auto"/>
+        <w:rPr>
+          <w:b w:val="1"/>
+          <w:bCs w:val="1"/>
+          <w:sz w:val="46"/>
+          <w:szCs w:val="46"/>
+        </w:rPr>
+      </w:pPr>
+      <w:bookmarkStart w:colFirst="0" w:colLast="0" w:name="_gjb950q71m5y" w:id="0"/>
+      <w:bookmarkEnd w:id="0"/>
+      <w:r>
+        <w:rPr>
+          <w:b w:val="1"/>
+          <w:bCs w:val="1"/>
+          <w:sz w:val="46"/>
+          <w:szCs w:val="46"/>
+          <w:rtl w:val="0"/>
+        </w:rPr>
+        <w:t xml:space="preserve">git checkout -b &lt;branch&gt; tạo branch</w:t>
+      </w:r>
+    </w:p>
+    <w:p>
+      <w:pPr>
+        <w:pStyle w:val="Heading1"/>
+        <w:keepNext w:val="0"/>
+        <w:keepLines w:val="0"/>
+        <w:spacing w:before="480" w:lineRule="auto"/>
+        <w:rPr>
+          <w:b w:val="1"/>
+          <w:bCs w:val="1"/>
+          <w:sz w:val="46"/>
+          <w:szCs w:val="46"/>
+        </w:rPr>
+      </w:pPr>
+      <w:bookmarkStart w:colFirst="0" w:colLast="0" w:name="_gjb950q71m5y" w:id="0"/>
+      <w:bookmarkEnd w:id="0"/>
+      <w:r>
+        <w:rPr>
+          <w:b w:val="1"/>
+          <w:bCs w:val="1"/>
+          <w:sz w:val="46"/>
+          <w:szCs w:val="46"/>
+          <w:rtl w:val="0"/>
+        </w:rPr>
+        <w:t xml:space="preserve">git branch -D &lt;branch&gt; xóa branch</w:t>
+      </w:r>
+    </w:p>
+    <w:p>
+      <w:pPr>
+        <w:pStyle w:val="Heading1"/>
+        <w:keepNext w:val="0"/>
+        <w:keepLines w:val="0"/>
+        <w:spacing w:before="480" w:lineRule="auto"/>
+        <w:rPr>
+          <w:b w:val="1"/>
+          <w:bCs w:val="1"/>
+          <w:sz w:val="46"/>
+          <w:szCs w:val="46"/>
+        </w:rPr>
+      </w:pPr>
+      <w:bookmarkStart w:colFirst="0" w:colLast="0" w:name="_gjb950q71m5y" w:id="0"/>
+      <w:bookmarkEnd w:id="0"/>
+      <w:r>
+        <w:rPr>
+          <w:rtl w:val="0"/>
+        </w:rPr>
+      </w:r>
+    </w:p>
+    <w:p>
+      <w:pPr>
+        <w:pStyle w:val="Heading1"/>
+        <w:keepNext w:val="0"/>
+        <w:keepLines w:val="0"/>
+        <w:spacing w:before="480" w:lineRule="auto"/>
+        <w:rPr>
+          <w:b w:val="1"/>
+          <w:bCs w:val="1"/>
+          <w:sz w:val="46"/>
+          <w:szCs w:val="46"/>
+        </w:rPr>
+      </w:pPr>
+      <w:bookmarkStart w:colFirst="0" w:colLast="0" w:name="_gjb950q71m5y" w:id="0"/>
+      <w:bookmarkEnd w:id="0"/>
+      <w:r>
+        <w:rPr>
+          <w:b w:val="1"/>
+          <w:bCs w:val="1"/>
+          <w:sz w:val="46"/>
+          <w:szCs w:val="46"/>
+          <w:rtl w:val="0"/>
+        </w:rPr>
+        <w:t xml:space="preserve">History</w:t>
+      </w:r>
+    </w:p>
+    <w:p>
+      <w:pPr>
+        <w:pStyle w:val="Heading1"/>
+        <w:keepNext w:val="0"/>
+        <w:keepLines w:val="0"/>
+        <w:spacing w:before="480" w:lineRule="auto"/>
+        <w:rPr>
+          <w:b w:val="1"/>
+          <w:bCs w:val="1"/>
+          <w:sz w:val="46"/>
+          <w:szCs w:val="46"/>
+        </w:rPr>
+      </w:pPr>
+      <w:bookmarkStart w:colFirst="0" w:colLast="0" w:name="_gjb950q71m5y" w:id="0"/>
+      <w:bookmarkEnd w:id="0"/>
+      <w:r>
+        <w:rPr>
+          <w:b w:val="1"/>
+          <w:bCs w:val="1"/>
+          <w:sz w:val="46"/>
+          <w:szCs w:val="46"/>
+          <w:rtl w:val="0"/>
+        </w:rPr>
+        <w:t xml:space="preserve">git log --oneline      xem commit</w:t>
+      </w:r>
+    </w:p>
+    <w:p>
+      <w:pPr>
+        <w:pStyle w:val="Heading1"/>
+        <w:keepNext w:val="0"/>
+        <w:keepLines w:val="0"/>
+        <w:spacing w:before="480" w:lineRule="auto"/>
+        <w:rPr>
+          <w:b w:val="1"/>
+          <w:bCs w:val="1"/>
+          <w:sz w:val="46"/>
+          <w:szCs w:val="46"/>
+        </w:rPr>
+      </w:pPr>
+      <w:bookmarkStart w:colFirst="0" w:colLast="0" w:name="_gjb950q71m5y" w:id="0"/>
+      <w:bookmarkEnd w:id="0"/>
+      <w:r>
+        <w:rPr>
+          <w:rtl w:val="0"/>
+        </w:rPr>
+      </w:r>
+    </w:p>
+    <w:p>
+      <w:pPr>
+        <w:pStyle w:val="Heading1"/>
+        <w:keepNext w:val="0"/>
+        <w:keepLines w:val="0"/>
+        <w:spacing w:before="480" w:lineRule="auto"/>
+        <w:rPr>
+          <w:b w:val="1"/>
+          <w:bCs w:val="1"/>
+          <w:sz w:val="46"/>
+          <w:szCs w:val="46"/>
+        </w:rPr>
+      </w:pPr>
+      <w:bookmarkStart w:colFirst="0" w:colLast="0" w:name="_gjb950q71m5y" w:id="0"/>
+      <w:bookmarkEnd w:id="0"/>
+      <w:r>
+        <w:rPr>
+          <w:b w:val="1"/>
+          <w:bCs w:val="1"/>
+          <w:sz w:val="46"/>
+          <w:szCs w:val="46"/>
+          <w:rtl w:val="0"/>
+        </w:rPr>
+        <w:t xml:space="preserve">Fix branch exist</w:t>
+      </w:r>
+    </w:p>
+    <w:p>
+      <w:pPr>
+        <w:pStyle w:val="Heading1"/>
+        <w:keepNext w:val="0"/>
+        <w:keepLines w:val="0"/>
+        <w:spacing w:before="480" w:lineRule="auto"/>
+        <w:rPr>
+          <w:b w:val="1"/>
+          <w:bCs w:val="1"/>
+          <w:sz w:val="46"/>
+          <w:szCs w:val="46"/>
+        </w:rPr>
+      </w:pPr>
+      <w:bookmarkStart w:colFirst="0" w:colLast="0" w:name="_gjb950q71m5y" w:id="0"/>
+      <w:bookmarkEnd w:id="0"/>
+      <w:r>
+        <w:rPr>
+          <w:b w:val="1"/>
+          <w:bCs w:val="1"/>
+          <w:sz w:val="46"/>
+          <w:szCs w:val="46"/>
+          <w:rtl w:val="0"/>
+        </w:rPr>
+        <w:t xml:space="preserve">git checkout main</w:t>
+      </w:r>
+    </w:p>
+    <w:p>
+      <w:pPr>
+        <w:pStyle w:val="Heading1"/>
+        <w:keepNext w:val="0"/>
+        <w:keepLines w:val="0"/>
+        <w:spacing w:before="480" w:lineRule="auto"/>
+        <w:rPr>
+          <w:b w:val="1"/>
+          <w:bCs w:val="1"/>
+          <w:sz w:val="46"/>
+          <w:szCs w:val="46"/>
+        </w:rPr>
+      </w:pPr>
+      <w:bookmarkStart w:colFirst="0" w:colLast="0" w:name="_gjb950q71m5y" w:id="0"/>
+      <w:bookmarkEnd w:id="0"/>
+      <w:r>
+        <w:rPr>
+          <w:b w:val="1"/>
+          <w:bCs w:val="1"/>
+          <w:sz w:val="46"/>
+          <w:szCs w:val="46"/>
+          <w:rtl w:val="0"/>
+        </w:rPr>
+        <w:t xml:space="preserve">git branch -D NamArgen</w:t>
+      </w:r>
+    </w:p>
+    <w:p>
+      <w:pPr>
+        <w:pStyle w:val="Heading1"/>
+        <w:keepNext w:val="0"/>
+        <w:keepLines w:val="0"/>
+        <w:spacing w:before="480" w:lineRule="auto"/>
+        <w:rPr>
+          <w:b w:val="1"/>
+          <w:bCs w:val="1"/>
+          <w:sz w:val="46"/>
+          <w:szCs w:val="46"/>
+        </w:rPr>
+      </w:pPr>
+      <w:bookmarkStart w:colFirst="0" w:colLast="0" w:name="_gjb950q71m5y" w:id="0"/>
+      <w:bookmarkEnd w:id="0"/>
+      <w:r>
+        <w:rPr>
+          <w:b w:val="1"/>
+          <w:bCs w:val="1"/>
+          <w:sz w:val="46"/>
+          <w:szCs w:val="46"/>
+          <w:rtl w:val="0"/>
+        </w:rPr>
+        <w:t xml:space="preserve">git fetch --prune</w:t>
+      </w:r>
+    </w:p>
+    <w:p>
+      <w:pPr>
+        <w:pStyle w:val="Heading1"/>
+        <w:keepNext w:val="0"/>
+        <w:keepLines w:val="0"/>
+        <w:spacing w:before="480" w:lineRule="auto"/>
+        <w:rPr>
+          <w:b w:val="1"/>
+          <w:bCs w:val="1"/>
+          <w:sz w:val="46"/>
+          <w:szCs w:val="46"/>
+        </w:rPr>
+      </w:pPr>
+      <w:bookmarkStart w:colFirst="0" w:colLast="0" w:name="_gjb950q71m5y" w:id="0"/>
+      <w:bookmarkEnd w:id="0"/>
+      <w:r>
+        <w:rPr>
+          <w:b w:val="1"/>
+          <w:bCs w:val="1"/>
+          <w:sz w:val="46"/>
+          <w:szCs w:val="46"/>
+          <w:rtl w:val="0"/>
+        </w:rPr>
+        <w:t xml:space="preserve">git checkout -b NamArgen</w:t>
+      </w:r>
+    </w:p>
+    <w:p>
+      <w:pPr>
+        <w:pStyle w:val="Heading1"/>
+        <w:keepNext w:val="0"/>
+        <w:keepLines w:val="0"/>
+        <w:spacing w:before="480" w:lineRule="auto"/>
+        <w:rPr>
+          <w:b w:val="1"/>
+          <w:bCs w:val="1"/>
+          <w:sz w:val="46"/>
+          <w:szCs w:val="46"/>
+        </w:rPr>
+      </w:pPr>
+      <w:bookmarkStart w:colFirst="0" w:colLast="0" w:name="_gjb950q71m5y" w:id="0"/>
+      <w:bookmarkEnd w:id="0"/>
+      <w:r>
+        <w:rPr>
+          <w:rtl w:val="0"/>
+        </w:rPr>
+      </w:r>
+    </w:p>
+    <w:p>
+      <w:pPr>
+        <w:pStyle w:val="Heading1"/>
+        <w:keepNext w:val="0"/>
+        <w:keepLines w:val="0"/>
+        <w:spacing w:before="480" w:lineRule="auto"/>
+        <w:rPr>
+          <w:b w:val="1"/>
+          <w:bCs w:val="1"/>
+          <w:sz w:val="46"/>
+          <w:szCs w:val="46"/>
+        </w:rPr>
+      </w:pPr>
+      <w:bookmarkStart w:colFirst="0" w:colLast="0" w:name="_gjb950q71m5y" w:id="0"/>
+      <w:bookmarkEnd w:id="0"/>
+      <w:r>
+        <w:rPr>
+          <w:b w:val="1"/>
+          <w:bCs w:val="1"/>
+          <w:sz w:val="46"/>
+          <w:szCs w:val="46"/>
+          <w:rtl w:val="0"/>
+        </w:rPr>
+        <w:t xml:space="preserve">Thoát Vim</w:t>
+      </w:r>
+    </w:p>
+    <w:p>
+      <w:pPr>
+        <w:pStyle w:val="Heading1"/>
+        <w:keepNext w:val="0"/>
+        <w:keepLines w:val="0"/>
+        <w:spacing w:before="480" w:lineRule="auto"/>
+        <w:rPr>
+          <w:b w:val="1"/>
+          <w:bCs w:val="1"/>
+          <w:sz w:val="46"/>
+          <w:szCs w:val="46"/>
+        </w:rPr>
+      </w:pPr>
+      <w:bookmarkStart w:colFirst="0" w:colLast="0" w:name="_gjb950q71m5y" w:id="0"/>
+      <w:bookmarkEnd w:id="0"/>
+      <w:r>
+        <w:rPr>
+          <w:b w:val="1"/>
+          <w:bCs w:val="1"/>
+          <w:sz w:val="46"/>
+          <w:szCs w:val="46"/>
+          <w:rtl w:val="0"/>
+        </w:rPr>
+        <w:t xml:space="preserve">ESC</w:t>
+      </w:r>
+    </w:p>
+    <w:p>
+      <w:pPr>
+        <w:pStyle w:val="Heading1"/>
+        <w:keepNext w:val="0"/>
+        <w:keepLines w:val="0"/>
+        <w:spacing w:before="480" w:lineRule="auto"/>
+        <w:rPr>
+          <w:b w:val="1"/>
+          <w:bCs w:val="1"/>
+          <w:sz w:val="46"/>
+          <w:szCs w:val="46"/>
+        </w:rPr>
+      </w:pPr>
+      <w:bookmarkStart w:colFirst="0" w:colLast="0" w:name="_gjb950q71m5y" w:id="0"/>
+      <w:bookmarkEnd w:id="0"/>
+      <w:r>
+        <w:rPr>
+          <w:b w:val="1"/>
+          <w:bCs w:val="1"/>
+          <w:sz w:val="46"/>
+          <w:szCs w:val="46"/>
+          <w:rtl w:val="0"/>
+        </w:rPr>
+        <w:t xml:space="preserve">:wq</w:t>
+      </w:r>
+    </w:p>
+    <w:p>
+      <w:pPr>
+        <w:pStyle w:val="Heading1"/>
+        <w:keepNext w:val="0"/>
+        <w:keepLines w:val="0"/>
+        <w:spacing w:before="480" w:lineRule="auto"/>
+        <w:rPr>
+          <w:b w:val="1"/>
+          <w:bCs w:val="1"/>
+          <w:sz w:val="46"/>
+          <w:szCs w:val="46"/>
+        </w:rPr>
+      </w:pPr>
+      <w:bookmarkStart w:colFirst="0" w:colLast="0" w:name="_2uirf3y1jthj" w:id="1"/>
+      <w:bookmarkEnd w:id="1"/>
+      <w:r>
+        <w:rPr>
+          <w:b w:val="1"/>
+          <w:bCs w:val="1"/>
+          <w:sz w:val="46"/>
+          <w:szCs w:val="46"/>
+          <w:rtl w:val="0"/>
+        </w:rPr>
+        <w:t xml:space="preserve">Enter</w:t>
+      </w:r>
+    </w:p>
+    <w:p>
+      <w:pPr>
+        <w:pStyle w:val="Heading1"/>
+        <w:keepNext w:val="0"/>
+        <w:keepLines w:val="0"/>
+        <w:spacing w:before="480" w:lineRule="auto"/>
+        <w:rPr>
+          <w:b w:val="1"/>
+          <w:bCs w:val="1"/>
+          <w:sz w:val="46"/>
+          <w:szCs w:val="46"/>
+        </w:rPr>
+      </w:pPr>
+      <w:bookmarkStart w:colFirst="0" w:colLast="0" w:name="_gjb950q71m5y" w:id="0"/>
+      <w:bookmarkEnd w:id="0"/>
+      <w:r>
+        <w:rPr>
+          <w:rtl w:val="0"/>
+        </w:rPr>
+      </w:r>
+    </w:p>
+    <w:p>
+      <w:pPr>
+        <w:pStyle w:val="Heading1"/>
+        <w:keepNext w:val="0"/>
+        <w:keepLines w:val="0"/>
+        <w:spacing w:before="480" w:lineRule="auto"/>
+        <w:rPr>
+          <w:b w:val="1"/>
+          <w:bCs w:val="1"/>
+          <w:sz w:val="46"/>
+          <w:szCs w:val="46"/>
+        </w:rPr>
+      </w:pPr>
+      <w:bookmarkStart w:colFirst="0" w:colLast="0" w:name="_mrzj9lq8tgyd" w:id="2"/>
+      <w:bookmarkEnd w:id="2"/>
+      <w:r>
+        <w:rPr>
+          <w:rtl w:val="0"/>
+        </w:rPr>
+      </w:r>
+    </w:p>
+    <w:p>
+      <w:pPr>
+        <w:pStyle w:val="Heading1"/>
+        <w:keepNext w:val="0"/>
+        <w:keepLines w:val="0"/>
+        <w:spacing w:before="480" w:lineRule="auto"/>
+        <w:rPr>
+          <w:b w:val="1"/>
+          <w:bCs w:val="1"/>
+          <w:sz w:val="46"/>
+          <w:szCs w:val="46"/>
+        </w:rPr>
+      </w:pPr>
+      <w:bookmarkStart w:colFirst="0" w:colLast="0" w:name="_ehdm9g6qsv2c" w:id="3"/>
+      <w:bookmarkEnd w:id="3"/>
+      <w:r>
+        <w:rPr>
+          <w:b w:val="1"/>
+          <w:bCs w:val="1"/>
+          <w:sz w:val="46"/>
+          <w:szCs w:val="46"/>
+          <w:rtl w:val="0"/>
+        </w:rPr>
+        <w:t xml:space="preserve">—----------------------------------------------------</w:t>
+      </w:r>
+    </w:p>
+    <w:p>
+      <w:pPr>
+        <w:pStyle w:val="Heading1"/>
+        <w:keepNext w:val="0"/>
+        <w:keepLines w:val="0"/>
+        <w:spacing w:before="480" w:lineRule="auto"/>
+        <w:rPr>
+          <w:b w:val="1"/>
+          <w:bCs w:val="1"/>
+          <w:sz w:val="46"/>
+          <w:szCs w:val="46"/>
+        </w:rPr>
+      </w:pPr>
+      <w:bookmarkStart w:colFirst="0" w:colLast="0" w:name="_2p5172vvc2by" w:id="4"/>
+      <w:bookmarkEnd w:id="4"/>
+      <w:r>
+        <w:rPr>
+          <w:rFonts w:ascii="Andika" w:cs="Andika" w:eastAsia="Andika" w:hAnsi="Andika"/>
+          <w:b w:val="1"/>
+          <w:bCs w:val="1"/>
+          <w:sz w:val="46"/>
+          <w:szCs w:val="46"/>
+          <w:rtl w:val="0"/>
+        </w:rPr>
+        <w:t xml:space="preserve">1️⃣ Các lệnh Git quan trọng (bản chỉnh lại)</w:t>
+      </w:r>
+    </w:p>
+    <w:tbl>
+      <w:tblPr>
+        <w:tblStyle w:val="Table1"/>
+        <w:tblW w:w="5635.0" w:type="dxa"/>
+        <w:jc w:val="left"/>
+        <w:tblBorders>
+          <w:top w:color="000000" w:space="0" w:sz="0" w:val="nil"/>
+          <w:left w:color="000000" w:space="0" w:sz="0" w:val="nil"/>
+          <w:bottom w:color="000000" w:space="0" w:sz="0" w:val="nil"/>
+          <w:right w:color="000000" w:space="0" w:sz="0" w:val="nil"/>
+          <w:insideH w:color="000000" w:space="0" w:sz="0" w:val="nil"/>
+          <w:insideV w:color="000000" w:space="0" w:sz="0" w:val="nil"/>
+        </w:tblBorders>
+        <w:tblLayout w:type="fixed"/>
+        <w:tblLook w:val="0600"/>
+      </w:tblPr>
+      <w:tblGrid>
+        <w:gridCol w:w="2810"/>
+        <w:gridCol w:w="2825"/>
+        <w:tblGridChange w:id="0">
+          <w:tblGrid>
+            <w:gridCol w:w="2810"/>
+            <w:gridCol w:w="2825"/>
+          </w:tblGrid>
+        </w:tblGridChange>
+      </w:tblGrid>
+      <w:tr>
+        <w:trPr>
+          <w:cantSplit w:val="0"/>
+          <w:trHeight w:val="500" w:hRule="atLeast"/>
+          <w:tblHeader w:val="0"/>
+        </w:trPr>
+        <w:tc>
+          <w:tcPr>
+            <w:tcBorders>
+              <w:top w:color="000000" w:space="0" w:sz="0" w:val="nil"/>
+              <w:left w:color="000000" w:space="0" w:sz="0" w:val="nil"/>
+              <w:bottom w:color="000000" w:space="0" w:sz="0" w:val="nil"/>
+              <w:right w:color="000000" w:space="0" w:sz="0" w:val="nil"/>
+            </w:tcBorders>
+            <w:tcMar>
+              <w:top w:w="100.0" w:type="dxa"/>
+              <w:left w:w="100.0" w:type="dxa"/>
+              <w:bottom w:w="100.0" w:type="dxa"/>
+              <w:right w:w="100.0" w:type="dxa"/>
+            </w:tcMar>
+            <w:vAlign w:val="top"/>
+          </w:tcPr>
+          <w:p>
+            <w:pPr>
+              <w:jc w:val="center"/>
+              <w:rPr/>
+            </w:pPr>
+            <w:r>
+              <w:rPr>
+                <w:b w:val="1"/>
+                <w:bCs w:val="1"/>
+                <w:rtl w:val="0"/>
+              </w:rPr>
+              <w:t xml:space="preserve">Lệnh</w:t>
+            </w:r>
+            <w:r>
+              <w:rPr>
+                <w:rtl w:val="0"/>
+              </w:rPr>
+            </w:r>
+          </w:p>
+        </w:tc>
+        <w:tc>
+          <w:tcPr>
+            <w:tcBorders>
+              <w:top w:color="000000" w:space="0" w:sz="0" w:val="nil"/>
+              <w:left w:color="000000" w:space="0" w:sz="0" w:val="nil"/>
+              <w:bottom w:color="000000" w:space="0" w:sz="0" w:val="nil"/>
+              <w:right w:color="000000" w:space="0" w:sz="0" w:val="nil"/>
+            </w:tcBorders>
+            <w:tcMar>
+              <w:top w:w="100.0" w:type="dxa"/>
+              <w:left w:w="100.0" w:type="dxa"/>
+              <w:bottom w:w="100.0" w:type="dxa"/>
+              <w:right w:w="100.0" w:type="dxa"/>
+            </w:tcMar>
+            <w:vAlign w:val="top"/>
+          </w:tcPr>
+          <w:p>
+            <w:pPr>
+              <w:jc w:val="center"/>
+              <w:rPr/>
+            </w:pPr>
+            <w:r>
+              <w:rPr>
+                <w:b w:val="1"/>
+                <w:bCs w:val="1"/>
+                <w:rtl w:val="0"/>
+              </w:rPr>
+              <w:t xml:space="preserve">Chức năng</w:t>
+            </w:r>
+            <w:r>
+              <w:rPr>
+                <w:rtl w:val="0"/>
+              </w:rPr>
+            </w:r>
+          </w:p>
+        </w:tc>
+      </w:tr>
+      <w:tr>
+        <w:trPr>
+          <w:cantSplit w:val="0"/>
+          <w:trHeight w:val="500" w:hRule="atLeast"/>
+          <w:tblHeader w:val="0"/>
+        </w:trPr>
+        <w:tc>
+          <w:tcPr>
+            <w:tcBorders>
+              <w:top w:color="000000" w:space="0" w:sz="0" w:val="nil"/>
+              <w:left w:color="000000" w:space="0" w:sz="0" w:val="nil"/>
+              <w:bottom w:color="000000" w:space="0" w:sz="0" w:val="nil"/>
+              <w:right w:color="000000" w:space="0" w:sz="0" w:val="nil"/>
+            </w:tcBorders>
+            <w:tcMar>
+              <w:top w:w="100.0" w:type="dxa"/>
+              <w:left w:w="100.0" w:type="dxa"/>
+              <w:bottom w:w="100.0" w:type="dxa"/>
+              <w:right w:w="100.0" w:type="dxa"/>
+            </w:tcMar>
+            <w:vAlign w:val="top"/>
+          </w:tcPr>
+          <w:p>
+            <w:pPr>
+              <w:rPr/>
+            </w:pPr>
+            <w:r>
+              <w:rPr>
+                <w:rFonts w:ascii="Roboto Mono" w:cs="Roboto Mono" w:eastAsia="Roboto Mono" w:hAnsi="Roboto Mono"/>
+                <w:color w:val="188038"/>
+                <w:rtl w:val="0"/>
+              </w:rPr>
+              <w:t xml:space="preserve">git clone &lt;url&gt;</w:t>
+            </w:r>
+            <w:r>
+              <w:rPr>
+                <w:rtl w:val="0"/>
+              </w:rPr>
+            </w:r>
+          </w:p>
+        </w:tc>
+        <w:tc>
+          <w:tcPr>
+            <w:tcBorders>
+              <w:top w:color="000000" w:space="0" w:sz="0" w:val="nil"/>
+              <w:left w:color="000000" w:space="0" w:sz="0" w:val="nil"/>
+              <w:bottom w:color="000000" w:space="0" w:sz="0" w:val="nil"/>
+              <w:right w:color="000000" w:space="0" w:sz="0" w:val="nil"/>
+            </w:tcBorders>
+            <w:tcMar>
+              <w:top w:w="100.0" w:type="dxa"/>
+              <w:left w:w="100.0" w:type="dxa"/>
+              <w:bottom w:w="100.0" w:type="dxa"/>
+              <w:right w:w="100.0" w:type="dxa"/>
+            </w:tcMar>
+            <w:vAlign w:val="top"/>
+          </w:tcPr>
+          <w:p>
+            <w:pPr>
+              <w:rPr/>
+            </w:pPr>
+            <w:r>
+              <w:rPr>
+                <w:rtl w:val="0"/>
+              </w:rPr>
+              <w:t xml:space="preserve">tải repo từ GitHub</w:t>
+            </w:r>
+          </w:p>
+        </w:tc>
+      </w:tr>
+      <w:tr>
+        <w:trPr>
+          <w:cantSplit w:val="0"/>
+          <w:trHeight w:val="500" w:hRule="atLeast"/>
+          <w:tblHeader w:val="0"/>
+        </w:trPr>
+        <w:tc>
+          <w:tcPr>
+            <w:tcBorders>
+              <w:top w:color="000000" w:space="0" w:sz="0" w:val="nil"/>
+              <w:left w:color="000000" w:space="0" w:sz="0" w:val="nil"/>
+              <w:bottom w:color="000000" w:space="0" w:sz="0" w:val="nil"/>
+              <w:right w:color="000000" w:space="0" w:sz="0" w:val="nil"/>
+            </w:tcBorders>
+            <w:tcMar>
+              <w:top w:w="100.0" w:type="dxa"/>
+              <w:left w:w="100.0" w:type="dxa"/>
+              <w:bottom w:w="100.0" w:type="dxa"/>
+              <w:right w:w="100.0" w:type="dxa"/>
+            </w:tcMar>
+            <w:vAlign w:val="top"/>
+          </w:tcPr>
+          <w:p>
+            <w:pPr>
+              <w:rPr/>
+            </w:pPr>
+            <w:r>
+              <w:rPr>
+                <w:rFonts w:ascii="Roboto Mono" w:cs="Roboto Mono" w:eastAsia="Roboto Mono" w:hAnsi="Roboto Mono"/>
+                <w:color w:val="188038"/>
+                <w:rtl w:val="0"/>
+              </w:rPr>
+              <w:t xml:space="preserve">git status</w:t>
+            </w:r>
+            <w:r>
+              <w:rPr>
+                <w:rtl w:val="0"/>
+              </w:rPr>
+            </w:r>
+          </w:p>
+        </w:tc>
+        <w:tc>
+          <w:tcPr>
+            <w:tcBorders>
+              <w:top w:color="000000" w:space="0" w:sz="0" w:val="nil"/>
+              <w:left w:color="000000" w:space="0" w:sz="0" w:val="nil"/>
+              <w:bottom w:color="000000" w:space="0" w:sz="0" w:val="nil"/>
+              <w:right w:color="000000" w:space="0" w:sz="0" w:val="nil"/>
+            </w:tcBorders>
+            <w:tcMar>
+              <w:top w:w="100.0" w:type="dxa"/>
+              <w:left w:w="100.0" w:type="dxa"/>
+              <w:bottom w:w="100.0" w:type="dxa"/>
+              <w:right w:w="100.0" w:type="dxa"/>
+            </w:tcMar>
+            <w:vAlign w:val="top"/>
+          </w:tcPr>
+          <w:p>
+            <w:pPr>
+              <w:rPr/>
+            </w:pPr>
+            <w:r>
+              <w:rPr>
+                <w:rtl w:val="0"/>
+              </w:rPr>
+              <w:t xml:space="preserve">kiểm tra trạng thái file</w:t>
+            </w:r>
+          </w:p>
+        </w:tc>
+      </w:tr>
+      <w:tr>
+        <w:trPr>
+          <w:cantSplit w:val="0"/>
+          <w:trHeight w:val="500" w:hRule="atLeast"/>
+          <w:tblHeader w:val="0"/>
+        </w:trPr>
+        <w:tc>
+          <w:tcPr>
+            <w:tcBorders>
+              <w:top w:color="000000" w:space="0" w:sz="0" w:val="nil"/>
+              <w:left w:color="000000" w:space="0" w:sz="0" w:val="nil"/>
+              <w:bottom w:color="000000" w:space="0" w:sz="0" w:val="nil"/>
+              <w:right w:color="000000" w:space="0" w:sz="0" w:val="nil"/>
+            </w:tcBorders>
+            <w:tcMar>
+              <w:top w:w="100.0" w:type="dxa"/>
+              <w:left w:w="100.0" w:type="dxa"/>
+              <w:bottom w:w="100.0" w:type="dxa"/>
+              <w:right w:w="100.0" w:type="dxa"/>
+            </w:tcMar>
+            <w:vAlign w:val="top"/>
+          </w:tcPr>
+          <w:p>
+            <w:pPr>
+              <w:rPr/>
+            </w:pPr>
+            <w:r>
+              <w:rPr>
+                <w:rFonts w:ascii="Roboto Mono" w:cs="Roboto Mono" w:eastAsia="Roboto Mono" w:hAnsi="Roboto Mono"/>
+                <w:color w:val="188038"/>
+                <w:rtl w:val="0"/>
+              </w:rPr>
+              <w:t xml:space="preserve">git add .</w:t>
+            </w:r>
+            <w:r>
+              <w:rPr>
+                <w:rtl w:val="0"/>
+              </w:rPr>
+            </w:r>
+          </w:p>
+        </w:tc>
+        <w:tc>
+          <w:tcPr>
+            <w:tcBorders>
+              <w:top w:color="000000" w:space="0" w:sz="0" w:val="nil"/>
+              <w:left w:color="000000" w:space="0" w:sz="0" w:val="nil"/>
+              <w:bottom w:color="000000" w:space="0" w:sz="0" w:val="nil"/>
+              <w:right w:color="000000" w:space="0" w:sz="0" w:val="nil"/>
+            </w:tcBorders>
+            <w:tcMar>
+              <w:top w:w="100.0" w:type="dxa"/>
+              <w:left w:w="100.0" w:type="dxa"/>
+              <w:bottom w:w="100.0" w:type="dxa"/>
+              <w:right w:w="100.0" w:type="dxa"/>
+            </w:tcMar>
+            <w:vAlign w:val="top"/>
+          </w:tcPr>
+          <w:p>
+            <w:pPr>
+              <w:rPr/>
+            </w:pPr>
+            <w:r>
+              <w:rPr>
+                <w:rtl w:val="0"/>
+              </w:rPr>
+              <w:t xml:space="preserve">thêm tất cả file vào staging</w:t>
+            </w:r>
+          </w:p>
+        </w:tc>
+      </w:tr>
+      <w:tr>
+        <w:trPr>
+          <w:cantSplit w:val="0"/>
+          <w:trHeight w:val="500" w:hRule="atLeast"/>
+          <w:tblHeader w:val="0"/>
+        </w:trPr>
+        <w:tc>
+          <w:tcPr>
+            <w:tcBorders>
+              <w:top w:color="000000" w:space="0" w:sz="0" w:val="nil"/>
+              <w:left w:color="000000" w:space="0" w:sz="0" w:val="nil"/>
+              <w:bottom w:color="000000" w:space="0" w:sz="0" w:val="nil"/>
+              <w:right w:color="000000" w:space="0" w:sz="0" w:val="nil"/>
+            </w:tcBorders>
+            <w:tcMar>
+              <w:top w:w="100.0" w:type="dxa"/>
+              <w:left w:w="100.0" w:type="dxa"/>
+              <w:bottom w:w="100.0" w:type="dxa"/>
+              <w:right w:w="100.0" w:type="dxa"/>
+            </w:tcMar>
+            <w:vAlign w:val="top"/>
+          </w:tcPr>
+          <w:p>
+            <w:pPr>
+              <w:rPr/>
+            </w:pPr>
+            <w:r>
+              <w:rPr>
+                <w:rFonts w:ascii="Roboto Mono" w:cs="Roboto Mono" w:eastAsia="Roboto Mono" w:hAnsi="Roboto Mono"/>
+                <w:color w:val="188038"/>
+                <w:rtl w:val="0"/>
+              </w:rPr>
+              <w:t xml:space="preserve">git commit -m "message"</w:t>
+            </w:r>
+            <w:r>
+              <w:rPr>
+                <w:rtl w:val="0"/>
+              </w:rPr>
+            </w:r>
+          </w:p>
+        </w:tc>
+        <w:tc>
+          <w:tcPr>
+            <w:tcBorders>
+              <w:top w:color="000000" w:space="0" w:sz="0" w:val="nil"/>
+              <w:left w:color="000000" w:space="0" w:sz="0" w:val="nil"/>
+              <w:bottom w:color="000000" w:space="0" w:sz="0" w:val="nil"/>
+              <w:right w:color="000000" w:space="0" w:sz="0" w:val="nil"/>
+            </w:tcBorders>
+            <w:tcMar>
+              <w:top w:w="100.0" w:type="dxa"/>
+              <w:left w:w="100.0" w:type="dxa"/>
+              <w:bottom w:w="100.0" w:type="dxa"/>
+              <w:right w:w="100.0" w:type="dxa"/>
+            </w:tcMar>
+            <w:vAlign w:val="top"/>
+          </w:tcPr>
+          <w:p>
+            <w:pPr>
+              <w:rPr/>
+            </w:pPr>
+            <w:r>
+              <w:rPr>
+                <w:rtl w:val="0"/>
+              </w:rPr>
+              <w:t xml:space="preserve">commit thay đổi</w:t>
+            </w:r>
+          </w:p>
+        </w:tc>
+      </w:tr>
+      <w:tr>
+        <w:trPr>
+          <w:cantSplit w:val="0"/>
+          <w:trHeight w:val="500" w:hRule="atLeast"/>
+          <w:tblHeader w:val="0"/>
+        </w:trPr>
+        <w:tc>
+          <w:tcPr>
+            <w:tcBorders>
+              <w:top w:color="000000" w:space="0" w:sz="0" w:val="nil"/>
+              <w:left w:color="000000" w:space="0" w:sz="0" w:val="nil"/>
+              <w:bottom w:color="000000" w:space="0" w:sz="0" w:val="nil"/>
+              <w:right w:color="000000" w:space="0" w:sz="0" w:val="nil"/>
+            </w:tcBorders>
+            <w:tcMar>
+              <w:top w:w="100.0" w:type="dxa"/>
+              <w:left w:w="100.0" w:type="dxa"/>
+              <w:bottom w:w="100.0" w:type="dxa"/>
+              <w:right w:w="100.0" w:type="dxa"/>
+            </w:tcMar>
+            <w:vAlign w:val="top"/>
+          </w:tcPr>
+          <w:p>
+            <w:pPr>
+              <w:rPr/>
+            </w:pPr>
+            <w:r>
+              <w:rPr>
+                <w:rFonts w:ascii="Roboto Mono" w:cs="Roboto Mono" w:eastAsia="Roboto Mono" w:hAnsi="Roboto Mono"/>
+                <w:color w:val="188038"/>
+                <w:rtl w:val="0"/>
+              </w:rPr>
+              <w:t xml:space="preserve">git push origin main</w:t>
+            </w:r>
+            <w:r>
+              <w:rPr>
+                <w:rtl w:val="0"/>
+              </w:rPr>
+            </w:r>
+          </w:p>
+        </w:tc>
+        <w:tc>
+          <w:tcPr>
+            <w:tcBorders>
+              <w:top w:color="000000" w:space="0" w:sz="0" w:val="nil"/>
+              <w:left w:color="000000" w:space="0" w:sz="0" w:val="nil"/>
+              <w:bottom w:color="000000" w:space="0" w:sz="0" w:val="nil"/>
+              <w:right w:color="000000" w:space="0" w:sz="0" w:val="nil"/>
+            </w:tcBorders>
+            <w:tcMar>
+              <w:top w:w="100.0" w:type="dxa"/>
+              <w:left w:w="100.0" w:type="dxa"/>
+              <w:bottom w:w="100.0" w:type="dxa"/>
+              <w:right w:w="100.0" w:type="dxa"/>
+            </w:tcMar>
+            <w:vAlign w:val="top"/>
+          </w:tcPr>
+          <w:p>
+            <w:pPr>
+              <w:rPr/>
+            </w:pPr>
+            <w:r>
+              <w:rPr>
+                <w:rtl w:val="0"/>
+              </w:rPr>
+              <w:t xml:space="preserve">push code lên GitHub</w:t>
+            </w:r>
+          </w:p>
+        </w:tc>
+      </w:tr>
+      <w:tr>
+        <w:trPr>
+          <w:cantSplit w:val="0"/>
+          <w:trHeight w:val="500" w:hRule="atLeast"/>
+          <w:tblHeader w:val="0"/>
+        </w:trPr>
+        <w:tc>
+          <w:tcPr>
+            <w:tcBorders>
+              <w:top w:color="000000" w:space="0" w:sz="0" w:val="nil"/>
+              <w:left w:color="000000" w:space="0" w:sz="0" w:val="nil"/>
+              <w:bottom w:color="000000" w:space="0" w:sz="0" w:val="nil"/>
+              <w:right w:color="000000" w:space="0" w:sz="0" w:val="nil"/>
+            </w:tcBorders>
+            <w:tcMar>
+              <w:top w:w="100.0" w:type="dxa"/>
+              <w:left w:w="100.0" w:type="dxa"/>
+              <w:bottom w:w="100.0" w:type="dxa"/>
+              <w:right w:w="100.0" w:type="dxa"/>
+            </w:tcMar>
+            <w:vAlign w:val="top"/>
+          </w:tcPr>
+          <w:p>
+            <w:pPr>
+              <w:rPr/>
+            </w:pPr>
+            <w:r>
+              <w:rPr>
+                <w:rFonts w:ascii="Roboto Mono" w:cs="Roboto Mono" w:eastAsia="Roboto Mono" w:hAnsi="Roboto Mono"/>
+                <w:color w:val="188038"/>
+                <w:rtl w:val="0"/>
+              </w:rPr>
+              <w:t xml:space="preserve">git pull origin main</w:t>
+            </w:r>
+            <w:r>
+              <w:rPr>
+                <w:rtl w:val="0"/>
+              </w:rPr>
+            </w:r>
+          </w:p>
+        </w:tc>
+        <w:tc>
+          <w:tcPr>
+            <w:tcBorders>
+              <w:top w:color="000000" w:space="0" w:sz="0" w:val="nil"/>
+              <w:left w:color="000000" w:space="0" w:sz="0" w:val="nil"/>
+              <w:bottom w:color="000000" w:space="0" w:sz="0" w:val="nil"/>
+              <w:right w:color="000000" w:space="0" w:sz="0" w:val="nil"/>
+            </w:tcBorders>
+            <w:tcMar>
+              <w:top w:w="100.0" w:type="dxa"/>
+              <w:left w:w="100.0" w:type="dxa"/>
+              <w:bottom w:w="100.0" w:type="dxa"/>
+              <w:right w:w="100.0" w:type="dxa"/>
+            </w:tcMar>
+            <w:vAlign w:val="top"/>
+          </w:tcPr>
+          <w:p>
+            <w:pPr>
+              <w:rPr/>
+            </w:pPr>
+            <w:r>
+              <w:rPr>
+                <w:rtl w:val="0"/>
+              </w:rPr>
+              <w:t xml:space="preserve">cập nhật code mới</w:t>
+            </w:r>
+          </w:p>
+        </w:tc>
+      </w:tr>
+      <w:tr>
+        <w:trPr>
+          <w:cantSplit w:val="0"/>
+          <w:trHeight w:val="500" w:hRule="atLeast"/>
+          <w:tblHeader w:val="0"/>
+        </w:trPr>
+        <w:tc>
+          <w:tcPr>
+            <w:tcBorders>
+              <w:top w:color="000000" w:space="0" w:sz="0" w:val="nil"/>
+              <w:left w:color="000000" w:space="0" w:sz="0" w:val="nil"/>
+              <w:bottom w:color="000000" w:space="0" w:sz="0" w:val="nil"/>
+              <w:right w:color="000000" w:space="0" w:sz="0" w:val="nil"/>
+            </w:tcBorders>
+            <w:tcMar>
+              <w:top w:w="100.0" w:type="dxa"/>
+              <w:left w:w="100.0" w:type="dxa"/>
+              <w:bottom w:w="100.0" w:type="dxa"/>
+              <w:right w:w="100.0" w:type="dxa"/>
+            </w:tcMar>
+            <w:vAlign w:val="top"/>
+          </w:tcPr>
+          <w:p>
+            <w:pPr>
+              <w:rPr/>
+            </w:pPr>
+            <w:r>
+              <w:rPr>
+                <w:rFonts w:ascii="Roboto Mono" w:cs="Roboto Mono" w:eastAsia="Roboto Mono" w:hAnsi="Roboto Mono"/>
+                <w:color w:val="188038"/>
+                <w:rtl w:val="0"/>
+              </w:rPr>
+              <w:t xml:space="preserve">git branch</w:t>
+            </w:r>
+            <w:r>
+              <w:rPr>
+                <w:rtl w:val="0"/>
+              </w:rPr>
+            </w:r>
+          </w:p>
+        </w:tc>
+        <w:tc>
+          <w:tcPr>
+            <w:tcBorders>
+              <w:top w:color="000000" w:space="0" w:sz="0" w:val="nil"/>
+              <w:left w:color="000000" w:space="0" w:sz="0" w:val="nil"/>
+              <w:bottom w:color="000000" w:space="0" w:sz="0" w:val="nil"/>
+              <w:right w:color="000000" w:space="0" w:sz="0" w:val="nil"/>
+            </w:tcBorders>
+            <w:tcMar>
+              <w:top w:w="100.0" w:type="dxa"/>
+              <w:left w:w="100.0" w:type="dxa"/>
+              <w:bottom w:w="100.0" w:type="dxa"/>
+              <w:right w:w="100.0" w:type="dxa"/>
+            </w:tcMar>
+            <w:vAlign w:val="top"/>
+          </w:tcPr>
+          <w:p>
+            <w:pPr>
+              <w:rPr/>
+            </w:pPr>
+            <w:r>
+              <w:rPr>
+                <w:rtl w:val="0"/>
+              </w:rPr>
+              <w:t xml:space="preserve">xem danh sách branch</w:t>
+            </w:r>
+          </w:p>
+        </w:tc>
+      </w:tr>
+      <w:tr>
+        <w:trPr>
+          <w:cantSplit w:val="0"/>
+          <w:trHeight w:val="500" w:hRule="atLeast"/>
+          <w:tblHeader w:val="0"/>
+        </w:trPr>
+        <w:tc>
+          <w:tcPr>
+            <w:tcBorders>
+              <w:top w:color="000000" w:space="0" w:sz="0" w:val="nil"/>
+              <w:left w:color="000000" w:space="0" w:sz="0" w:val="nil"/>
+              <w:bottom w:color="000000" w:space="0" w:sz="0" w:val="nil"/>
+              <w:right w:color="000000" w:space="0" w:sz="0" w:val="nil"/>
+            </w:tcBorders>
+            <w:tcMar>
+              <w:top w:w="100.0" w:type="dxa"/>
+              <w:left w:w="100.0" w:type="dxa"/>
+              <w:bottom w:w="100.0" w:type="dxa"/>
+              <w:right w:w="100.0" w:type="dxa"/>
+            </w:tcMar>
+            <w:vAlign w:val="top"/>
+          </w:tcPr>
+          <w:p>
+            <w:pPr>
+              <w:rPr/>
+            </w:pPr>
+            <w:r>
+              <w:rPr>
+                <w:rFonts w:ascii="Roboto Mono" w:cs="Roboto Mono" w:eastAsia="Roboto Mono" w:hAnsi="Roboto Mono"/>
+                <w:color w:val="188038"/>
+                <w:rtl w:val="0"/>
+              </w:rPr>
+              <w:t xml:space="preserve">git checkout &lt;branch&gt;</w:t>
+            </w:r>
+            <w:r>
+              <w:rPr>
+                <w:rtl w:val="0"/>
+              </w:rPr>
+            </w:r>
+          </w:p>
+        </w:tc>
+        <w:tc>
+          <w:tcPr>
+            <w:tcBorders>
+              <w:top w:color="000000" w:space="0" w:sz="0" w:val="nil"/>
+              <w:left w:color="000000" w:space="0" w:sz="0" w:val="nil"/>
+              <w:bottom w:color="000000" w:space="0" w:sz="0" w:val="nil"/>
+              <w:right w:color="000000" w:space="0" w:sz="0" w:val="nil"/>
+            </w:tcBorders>
+            <w:tcMar>
+              <w:top w:w="100.0" w:type="dxa"/>
+              <w:left w:w="100.0" w:type="dxa"/>
+              <w:bottom w:w="100.0" w:type="dxa"/>
+              <w:right w:w="100.0" w:type="dxa"/>
+            </w:tcMar>
+            <w:vAlign w:val="top"/>
+          </w:tcPr>
+          <w:p>
+            <w:pPr>
+              <w:rPr/>
+            </w:pPr>
+            <w:r>
+              <w:rPr>
+                <w:rtl w:val="0"/>
+              </w:rPr>
+              <w:t xml:space="preserve">chuyển branch</w:t>
+            </w:r>
+          </w:p>
+        </w:tc>
+      </w:tr>
+      <w:tr>
+        <w:trPr>
+          <w:cantSplit w:val="0"/>
+          <w:trHeight w:val="500" w:hRule="atLeast"/>
+          <w:tblHeader w:val="0"/>
+        </w:trPr>
+        <w:tc>
+          <w:tcPr>
+            <w:tcBorders>
+              <w:top w:color="000000" w:space="0" w:sz="0" w:val="nil"/>
+              <w:left w:color="000000" w:space="0" w:sz="0" w:val="nil"/>
+              <w:bottom w:color="000000" w:space="0" w:sz="0" w:val="nil"/>
+              <w:right w:color="000000" w:space="0" w:sz="0" w:val="nil"/>
+            </w:tcBorders>
+            <w:tcMar>
+              <w:top w:w="100.0" w:type="dxa"/>
+              <w:left w:w="100.0" w:type="dxa"/>
+              <w:bottom w:w="100.0" w:type="dxa"/>
+              <w:right w:w="100.0" w:type="dxa"/>
+            </w:tcMar>
+            <w:vAlign w:val="top"/>
+          </w:tcPr>
+          <w:p>
+            <w:pPr>
+              <w:rPr/>
+            </w:pPr>
+            <w:r>
+              <w:rPr>
+                <w:rFonts w:ascii="Roboto Mono" w:cs="Roboto Mono" w:eastAsia="Roboto Mono" w:hAnsi="Roboto Mono"/>
+                <w:color w:val="188038"/>
+                <w:rtl w:val="0"/>
+              </w:rPr>
+              <w:t xml:space="preserve">git checkout -b &lt;branch&gt;</w:t>
+            </w:r>
+            <w:r>
+              <w:rPr>
+                <w:rtl w:val="0"/>
+              </w:rPr>
+            </w:r>
+          </w:p>
+        </w:tc>
+        <w:tc>
+          <w:tcPr>
+            <w:tcBorders>
+              <w:top w:color="000000" w:space="0" w:sz="0" w:val="nil"/>
+              <w:left w:color="000000" w:space="0" w:sz="0" w:val="nil"/>
+              <w:bottom w:color="000000" w:space="0" w:sz="0" w:val="nil"/>
+              <w:right w:color="000000" w:space="0" w:sz="0" w:val="nil"/>
+            </w:tcBorders>
+            <w:tcMar>
+              <w:top w:w="100.0" w:type="dxa"/>
+              <w:left w:w="100.0" w:type="dxa"/>
+              <w:bottom w:w="100.0" w:type="dxa"/>
+              <w:right w:w="100.0" w:type="dxa"/>
+            </w:tcMar>
+            <w:vAlign w:val="top"/>
+          </w:tcPr>
+          <w:p>
+            <w:pPr>
+              <w:rPr/>
+            </w:pPr>
+            <w:r>
+              <w:rPr>
+                <w:rtl w:val="0"/>
+              </w:rPr>
+              <w:t xml:space="preserve">tạo branch mới</w:t>
+            </w:r>
+          </w:p>
+        </w:tc>
+      </w:tr>
+      <w:tr>
+        <w:trPr>
+          <w:cantSplit w:val="0"/>
+          <w:trHeight w:val="500" w:hRule="atLeast"/>
+          <w:tblHeader w:val="0"/>
+        </w:trPr>
+        <w:tc>
+          <w:tcPr>
+            <w:tcBorders>
+              <w:top w:color="000000" w:space="0" w:sz="0" w:val="nil"/>
+              <w:left w:color="000000" w:space="0" w:sz="0" w:val="nil"/>
+              <w:bottom w:color="000000" w:space="0" w:sz="0" w:val="nil"/>
+              <w:right w:color="000000" w:space="0" w:sz="0" w:val="nil"/>
+            </w:tcBorders>
+            <w:tcMar>
+              <w:top w:w="100.0" w:type="dxa"/>
+              <w:left w:w="100.0" w:type="dxa"/>
+              <w:bottom w:w="100.0" w:type="dxa"/>
+              <w:right w:w="100.0" w:type="dxa"/>
+            </w:tcMar>
+            <w:vAlign w:val="top"/>
+          </w:tcPr>
+          <w:p>
+            <w:pPr>
+              <w:rPr/>
+            </w:pPr>
+            <w:r>
+              <w:rPr>
+                <w:rFonts w:ascii="Roboto Mono" w:cs="Roboto Mono" w:eastAsia="Roboto Mono" w:hAnsi="Roboto Mono"/>
+                <w:color w:val="188038"/>
+                <w:rtl w:val="0"/>
+              </w:rPr>
+              <w:t xml:space="preserve">git branch -D &lt;branch&gt;</w:t>
+            </w:r>
+            <w:r>
+              <w:rPr>
+                <w:rtl w:val="0"/>
+              </w:rPr>
+            </w:r>
+          </w:p>
+        </w:tc>
+        <w:tc>
+          <w:tcPr>
+            <w:tcBorders>
+              <w:top w:color="000000" w:space="0" w:sz="0" w:val="nil"/>
+              <w:left w:color="000000" w:space="0" w:sz="0" w:val="nil"/>
+              <w:bottom w:color="000000" w:space="0" w:sz="0" w:val="nil"/>
+              <w:right w:color="000000" w:space="0" w:sz="0" w:val="nil"/>
+            </w:tcBorders>
+            <w:tcMar>
+              <w:top w:w="100.0" w:type="dxa"/>
+              <w:left w:w="100.0" w:type="dxa"/>
+              <w:bottom w:w="100.0" w:type="dxa"/>
+              <w:right w:w="100.0" w:type="dxa"/>
+            </w:tcMar>
+            <w:vAlign w:val="top"/>
+          </w:tcPr>
+          <w:p>
+            <w:pPr>
+              <w:rPr/>
+            </w:pPr>
+            <w:r>
+              <w:rPr>
+                <w:b w:val="1"/>
+                <w:bCs w:val="1"/>
+                <w:rtl w:val="0"/>
+              </w:rPr>
+              <w:t xml:space="preserve">xóa branch local</w:t>
+            </w:r>
+            <w:r>
+              <w:rPr>
+                <w:rtl w:val="0"/>
+              </w:rPr>
+            </w:r>
+          </w:p>
+        </w:tc>
+      </w:tr>
+    </w:tbl>
+    <w:p>
+      <w:pPr>
+        <w:spacing w:after="240" w:before="240" w:lineRule="auto"/>
+        <w:rPr/>
+      </w:pPr>
+      <w:r>
+        <w:rPr>
+          <w:rtl w:val="0"/>
+        </w:rPr>
+        <w:t xml:space="preserve">⚠️ Bạn đang ghi sai dòng này:</w:t>
+      </w:r>
+    </w:p>
+    <w:p>
+      <w:pPr>
+        <w:rPr/>
+      </w:pPr>
+      <w:r>
+        <w:rPr>
+          <w:rtl w:val="0"/>
+        </w:rPr>
+        <w:t xml:space="preserve">git checkout -D [tên branch]</w:t>
+      </w:r>
+    </w:p>
+    <w:p>
+      <w:pPr>
+        <w:spacing w:after="240" w:before="240" w:lineRule="auto"/>
+        <w:rPr/>
+      </w:pPr>
+      <w:r>
+        <w:rPr>
+          <w:rtl w:val="0"/>
+        </w:rPr>
+        <w:t xml:space="preserve">Đúng phải là:</w:t>
+      </w:r>
+    </w:p>
+    <w:p>
+      <w:pPr>
+        <w:rPr/>
+      </w:pPr>
+      <w:r>
+        <w:rPr>
+          <w:rtl w:val="0"/>
+        </w:rPr>
+        <w:t xml:space="preserve">git branch -D [tên branch]</w:t>
+      </w:r>
+    </w:p>
+    <w:p>
+      <w:pPr>
+        <w:rPr/>
+      </w:pPr>
+      <w:r>
+        <w:pict>
+          <v:rect style="width:0.0pt;height:1.5pt" o:hr="t" o:hrstd="t" o:hralign="center" fillcolor="#A0A0A0" stroked="f"/>
+        </w:pict>
+      </w:r>
+      <w:r>
+        <w:rPr>
+          <w:rtl w:val="0"/>
+        </w:rPr>
+      </w:r>
+    </w:p>
+    <w:p>
+      <w:pPr>
+        <w:pStyle w:val="Heading1"/>
+        <w:keepNext w:val="0"/>
+        <w:keepLines w:val="0"/>
+        <w:spacing w:before="480" w:lineRule="auto"/>
+        <w:rPr>
+          <w:b w:val="1"/>
+          <w:bCs w:val="1"/>
+          <w:sz w:val="46"/>
+          <w:szCs w:val="46"/>
+        </w:rPr>
+      </w:pPr>
+      <w:bookmarkStart w:colFirst="0" w:colLast="0" w:name="_fd40el6l3p6b" w:id="5"/>
+      <w:bookmarkEnd w:id="5"/>
+      <w:r>
+        <w:rPr>
+          <w:rFonts w:ascii="Andika" w:cs="Andika" w:eastAsia="Andika" w:hAnsi="Andika"/>
+          <w:b w:val="1"/>
+          <w:bCs w:val="1"/>
+          <w:sz w:val="46"/>
+          <w:szCs w:val="46"/>
+          <w:rtl w:val="0"/>
+        </w:rPr>
+        <w:t xml:space="preserve">2️⃣ Các lệnh nên bổ sung (rất quan trọng)</w:t>
+      </w:r>
+    </w:p>
+    <w:p>
+      <w:pPr>
+        <w:spacing w:after="240" w:before="240" w:lineRule="auto"/>
+        <w:rPr/>
+      </w:pPr>
+      <w:r>
+        <w:rPr>
+          <w:rtl w:val="0"/>
+        </w:rPr>
+        <w:t xml:space="preserve">Nên thêm 4 lệnh này vì dùng </w:t>
+      </w:r>
+      <w:r>
+        <w:rPr>
+          <w:b w:val="1"/>
+          <w:bCs w:val="1"/>
+          <w:rtl w:val="0"/>
+        </w:rPr>
+        <w:t xml:space="preserve">rất thường xuyên</w:t>
+      </w:r>
+      <w:r>
+        <w:rPr>
+          <w:rtl w:val="0"/>
+        </w:rPr>
+        <w:t xml:space="preserve">.</w:t>
+      </w:r>
+    </w:p>
+    <w:tbl>
+      <w:tblPr>
+        <w:tblStyle w:val="Table2"/>
+        <w:tblW w:w="7090.0" w:type="dxa"/>
+        <w:jc w:val="left"/>
+        <w:tblBorders>
+          <w:top w:color="000000" w:space="0" w:sz="0" w:val="nil"/>
+          <w:left w:color="000000" w:space="0" w:sz="0" w:val="nil"/>
+          <w:bottom w:color="000000" w:space="0" w:sz="0" w:val="nil"/>
+          <w:right w:color="000000" w:space="0" w:sz="0" w:val="nil"/>
+          <w:insideH w:color="000000" w:space="0" w:sz="0" w:val="nil"/>
+          <w:insideV w:color="000000" w:space="0" w:sz="0" w:val="nil"/>
+        </w:tblBorders>
+        <w:tblLayout w:type="fixed"/>
+        <w:tblLook w:val="0600"/>
+      </w:tblPr>
+      <w:tblGrid>
+        <w:gridCol w:w="3560"/>
+        <w:gridCol w:w="3530"/>
+        <w:tblGridChange w:id="0">
+          <w:tblGrid>
+            <w:gridCol w:w="3560"/>
+            <w:gridCol w:w="3530"/>
+          </w:tblGrid>
+        </w:tblGridChange>
+      </w:tblGrid>
+      <w:tr>
+        <w:trPr>
+          <w:cantSplit w:val="0"/>
+          <w:trHeight w:val="500" w:hRule="atLeast"/>
+          <w:tblHeader w:val="0"/>
+        </w:trPr>
+        <w:tc>
+          <w:tcPr>
+            <w:tcBorders>
+              <w:top w:color="000000" w:space="0" w:sz="0" w:val="nil"/>
+              <w:left w:color="000000" w:space="0" w:sz="0" w:val="nil"/>
+              <w:bottom w:color="000000" w:space="0" w:sz="0" w:val="nil"/>
+              <w:right w:color="000000" w:space="0" w:sz="0" w:val="nil"/>
+            </w:tcBorders>
+            <w:tcMar>
+              <w:top w:w="100.0" w:type="dxa"/>
+              <w:left w:w="100.0" w:type="dxa"/>
+              <w:bottom w:w="100.0" w:type="dxa"/>
+              <w:right w:w="100.0" w:type="dxa"/>
+            </w:tcMar>
+            <w:vAlign w:val="top"/>
+          </w:tcPr>
+          <w:p>
+            <w:pPr>
+              <w:jc w:val="center"/>
+              <w:rPr/>
+            </w:pPr>
+            <w:r>
+              <w:rPr>
+                <w:b w:val="1"/>
+                <w:bCs w:val="1"/>
+                <w:rtl w:val="0"/>
+              </w:rPr>
+              <w:t xml:space="preserve">Lệnh</w:t>
+            </w:r>
+            <w:r>
+              <w:rPr>
+                <w:rtl w:val="0"/>
+              </w:rPr>
+            </w:r>
+          </w:p>
+        </w:tc>
+        <w:tc>
+          <w:tcPr>
+            <w:tcBorders>
+              <w:top w:color="000000" w:space="0" w:sz="0" w:val="nil"/>
+              <w:left w:color="000000" w:space="0" w:sz="0" w:val="nil"/>
+              <w:bottom w:color="000000" w:space="0" w:sz="0" w:val="nil"/>
+              <w:right w:color="000000" w:space="0" w:sz="0" w:val="nil"/>
+            </w:tcBorders>
+            <w:tcMar>
+              <w:top w:w="100.0" w:type="dxa"/>
+              <w:left w:w="100.0" w:type="dxa"/>
+              <w:bottom w:w="100.0" w:type="dxa"/>
+              <w:right w:w="100.0" w:type="dxa"/>
+            </w:tcMar>
+            <w:vAlign w:val="top"/>
+          </w:tcPr>
+          <w:p>
+            <w:pPr>
+              <w:jc w:val="center"/>
+              <w:rPr/>
+            </w:pPr>
+            <w:r>
+              <w:rPr>
+                <w:b w:val="1"/>
+                <w:bCs w:val="1"/>
+                <w:rtl w:val="0"/>
+              </w:rPr>
+              <w:t xml:space="preserve">Chức năng</w:t>
+            </w:r>
+            <w:r>
+              <w:rPr>
+                <w:rtl w:val="0"/>
+              </w:rPr>
+            </w:r>
+          </w:p>
+        </w:tc>
+      </w:tr>
+      <w:tr>
+        <w:trPr>
+          <w:cantSplit w:val="0"/>
+          <w:trHeight w:val="500" w:hRule="atLeast"/>
+          <w:tblHeader w:val="0"/>
+        </w:trPr>
+        <w:tc>
+          <w:tcPr>
+            <w:tcBorders>
+              <w:top w:color="000000" w:space="0" w:sz="0" w:val="nil"/>
+              <w:left w:color="000000" w:space="0" w:sz="0" w:val="nil"/>
+              <w:bottom w:color="000000" w:space="0" w:sz="0" w:val="nil"/>
+              <w:right w:color="000000" w:space="0" w:sz="0" w:val="nil"/>
+            </w:tcBorders>
+            <w:tcMar>
+              <w:top w:w="100.0" w:type="dxa"/>
+              <w:left w:w="100.0" w:type="dxa"/>
+              <w:bottom w:w="100.0" w:type="dxa"/>
+              <w:right w:w="100.0" w:type="dxa"/>
+            </w:tcMar>
+            <w:vAlign w:val="top"/>
+          </w:tcPr>
+          <w:p>
+            <w:pPr>
+              <w:rPr/>
+            </w:pPr>
+            <w:r>
+              <w:rPr>
+                <w:rFonts w:ascii="Roboto Mono" w:cs="Roboto Mono" w:eastAsia="Roboto Mono" w:hAnsi="Roboto Mono"/>
+                <w:color w:val="188038"/>
+                <w:rtl w:val="0"/>
+              </w:rPr>
+              <w:t xml:space="preserve">git branch -a</w:t>
+            </w:r>
+            <w:r>
+              <w:rPr>
+                <w:rtl w:val="0"/>
+              </w:rPr>
+            </w:r>
+          </w:p>
+        </w:tc>
+        <w:tc>
+          <w:tcPr>
+            <w:tcBorders>
+              <w:top w:color="000000" w:space="0" w:sz="0" w:val="nil"/>
+              <w:left w:color="000000" w:space="0" w:sz="0" w:val="nil"/>
+              <w:bottom w:color="000000" w:space="0" w:sz="0" w:val="nil"/>
+              <w:right w:color="000000" w:space="0" w:sz="0" w:val="nil"/>
+            </w:tcBorders>
+            <w:tcMar>
+              <w:top w:w="100.0" w:type="dxa"/>
+              <w:left w:w="100.0" w:type="dxa"/>
+              <w:bottom w:w="100.0" w:type="dxa"/>
+              <w:right w:w="100.0" w:type="dxa"/>
+            </w:tcMar>
+            <w:vAlign w:val="top"/>
+          </w:tcPr>
+          <w:p>
+            <w:pPr>
+              <w:rPr/>
+            </w:pPr>
+            <w:r>
+              <w:rPr>
+                <w:rtl w:val="0"/>
+              </w:rPr>
+              <w:t xml:space="preserve">xem tất cả branch (local + remote)</w:t>
+            </w:r>
+          </w:p>
+        </w:tc>
+      </w:tr>
+      <w:tr>
+        <w:trPr>
+          <w:cantSplit w:val="0"/>
+          <w:trHeight w:val="500" w:hRule="atLeast"/>
+          <w:tblHeader w:val="0"/>
+        </w:trPr>
+        <w:tc>
+          <w:tcPr>
+            <w:tcBorders>
+              <w:top w:color="000000" w:space="0" w:sz="0" w:val="nil"/>
+              <w:left w:color="000000" w:space="0" w:sz="0" w:val="nil"/>
+              <w:bottom w:color="000000" w:space="0" w:sz="0" w:val="nil"/>
+              <w:right w:color="000000" w:space="0" w:sz="0" w:val="nil"/>
+            </w:tcBorders>
+            <w:tcMar>
+              <w:top w:w="100.0" w:type="dxa"/>
+              <w:left w:w="100.0" w:type="dxa"/>
+              <w:bottom w:w="100.0" w:type="dxa"/>
+              <w:right w:w="100.0" w:type="dxa"/>
+            </w:tcMar>
+            <w:vAlign w:val="top"/>
+          </w:tcPr>
+          <w:p>
+            <w:pPr>
+              <w:rPr/>
+            </w:pPr>
+            <w:r>
+              <w:rPr>
+                <w:rFonts w:ascii="Roboto Mono" w:cs="Roboto Mono" w:eastAsia="Roboto Mono" w:hAnsi="Roboto Mono"/>
+                <w:color w:val="188038"/>
+                <w:rtl w:val="0"/>
+              </w:rPr>
+              <w:t xml:space="preserve">git fetch --prune</w:t>
+            </w:r>
+            <w:r>
+              <w:rPr>
+                <w:rtl w:val="0"/>
+              </w:rPr>
+            </w:r>
+          </w:p>
+        </w:tc>
+        <w:tc>
+          <w:tcPr>
+            <w:tcBorders>
+              <w:top w:color="000000" w:space="0" w:sz="0" w:val="nil"/>
+              <w:left w:color="000000" w:space="0" w:sz="0" w:val="nil"/>
+              <w:bottom w:color="000000" w:space="0" w:sz="0" w:val="nil"/>
+              <w:right w:color="000000" w:space="0" w:sz="0" w:val="nil"/>
+            </w:tcBorders>
+            <w:tcMar>
+              <w:top w:w="100.0" w:type="dxa"/>
+              <w:left w:w="100.0" w:type="dxa"/>
+              <w:bottom w:w="100.0" w:type="dxa"/>
+              <w:right w:w="100.0" w:type="dxa"/>
+            </w:tcMar>
+            <w:vAlign w:val="top"/>
+          </w:tcPr>
+          <w:p>
+            <w:pPr>
+              <w:rPr/>
+            </w:pPr>
+            <w:r>
+              <w:rPr>
+                <w:rtl w:val="0"/>
+              </w:rPr>
+              <w:t xml:space="preserve">xóa branch remote đã bị delete</w:t>
+            </w:r>
+          </w:p>
+        </w:tc>
+      </w:tr>
+      <w:tr>
+        <w:trPr>
+          <w:cantSplit w:val="0"/>
+          <w:trHeight w:val="500" w:hRule="atLeast"/>
+          <w:tblHeader w:val="0"/>
+        </w:trPr>
+        <w:tc>
+          <w:tcPr>
+            <w:tcBorders>
+              <w:top w:color="000000" w:space="0" w:sz="0" w:val="nil"/>
+              <w:left w:color="000000" w:space="0" w:sz="0" w:val="nil"/>
+              <w:bottom w:color="000000" w:space="0" w:sz="0" w:val="nil"/>
+              <w:right w:color="000000" w:space="0" w:sz="0" w:val="nil"/>
+            </w:tcBorders>
+            <w:tcMar>
+              <w:top w:w="100.0" w:type="dxa"/>
+              <w:left w:w="100.0" w:type="dxa"/>
+              <w:bottom w:w="100.0" w:type="dxa"/>
+              <w:right w:w="100.0" w:type="dxa"/>
+            </w:tcMar>
+            <w:vAlign w:val="top"/>
+          </w:tcPr>
+          <w:p>
+            <w:pPr>
+              <w:rPr/>
+            </w:pPr>
+            <w:r>
+              <w:rPr>
+                <w:rFonts w:ascii="Roboto Mono" w:cs="Roboto Mono" w:eastAsia="Roboto Mono" w:hAnsi="Roboto Mono"/>
+                <w:color w:val="188038"/>
+                <w:rtl w:val="0"/>
+              </w:rPr>
+              <w:t xml:space="preserve">git log --oneline</w:t>
+            </w:r>
+            <w:r>
+              <w:rPr>
+                <w:rtl w:val="0"/>
+              </w:rPr>
+            </w:r>
+          </w:p>
+        </w:tc>
+        <w:tc>
+          <w:tcPr>
+            <w:tcBorders>
+              <w:top w:color="000000" w:space="0" w:sz="0" w:val="nil"/>
+              <w:left w:color="000000" w:space="0" w:sz="0" w:val="nil"/>
+              <w:bottom w:color="000000" w:space="0" w:sz="0" w:val="nil"/>
+              <w:right w:color="000000" w:space="0" w:sz="0" w:val="nil"/>
+            </w:tcBorders>
+            <w:tcMar>
+              <w:top w:w="100.0" w:type="dxa"/>
+              <w:left w:w="100.0" w:type="dxa"/>
+              <w:bottom w:w="100.0" w:type="dxa"/>
+              <w:right w:w="100.0" w:type="dxa"/>
+            </w:tcMar>
+            <w:vAlign w:val="top"/>
+          </w:tcPr>
+          <w:p>
+            <w:pPr>
+              <w:rPr/>
+            </w:pPr>
+            <w:r>
+              <w:rPr>
+                <w:rtl w:val="0"/>
+              </w:rPr>
+              <w:t xml:space="preserve">xem lịch sử commit</w:t>
+            </w:r>
+          </w:p>
+        </w:tc>
+      </w:tr>
+      <w:tr>
+        <w:trPr>
+          <w:cantSplit w:val="0"/>
+          <w:trHeight w:val="500" w:hRule="atLeast"/>
+          <w:tblHeader w:val="0"/>
+        </w:trPr>
+        <w:tc>
+          <w:tcPr>
+            <w:tcBorders>
+              <w:top w:color="000000" w:space="0" w:sz="0" w:val="nil"/>
+              <w:left w:color="000000" w:space="0" w:sz="0" w:val="nil"/>
+              <w:bottom w:color="000000" w:space="0" w:sz="0" w:val="nil"/>
+              <w:right w:color="000000" w:space="0" w:sz="0" w:val="nil"/>
+            </w:tcBorders>
+            <w:tcMar>
+              <w:top w:w="100.0" w:type="dxa"/>
+              <w:left w:w="100.0" w:type="dxa"/>
+              <w:bottom w:w="100.0" w:type="dxa"/>
+              <w:right w:w="100.0" w:type="dxa"/>
+            </w:tcMar>
+            <w:vAlign w:val="top"/>
+          </w:tcPr>
+          <w:p>
+            <w:pPr>
+              <w:rPr/>
+            </w:pPr>
+            <w:r>
+              <w:rPr>
+                <w:rFonts w:ascii="Roboto Mono" w:cs="Roboto Mono" w:eastAsia="Roboto Mono" w:hAnsi="Roboto Mono"/>
+                <w:color w:val="188038"/>
+                <w:rtl w:val="0"/>
+              </w:rPr>
+              <w:t xml:space="preserve">git commit --amend -m "message"</w:t>
+            </w:r>
+            <w:r>
+              <w:rPr>
+                <w:rtl w:val="0"/>
+              </w:rPr>
+            </w:r>
+          </w:p>
+        </w:tc>
+        <w:tc>
+          <w:tcPr>
+            <w:tcBorders>
+              <w:top w:color="000000" w:space="0" w:sz="0" w:val="nil"/>
+              <w:left w:color="000000" w:space="0" w:sz="0" w:val="nil"/>
+              <w:bottom w:color="000000" w:space="0" w:sz="0" w:val="nil"/>
+              <w:right w:color="000000" w:space="0" w:sz="0" w:val="nil"/>
+            </w:tcBorders>
+            <w:tcMar>
+              <w:top w:w="100.0" w:type="dxa"/>
+              <w:left w:w="100.0" w:type="dxa"/>
+              <w:bottom w:w="100.0" w:type="dxa"/>
+              <w:right w:w="100.0" w:type="dxa"/>
+            </w:tcMar>
+            <w:vAlign w:val="top"/>
+          </w:tcPr>
+          <w:p>
+            <w:pPr>
+              <w:rPr/>
+            </w:pPr>
+            <w:r>
+              <w:rPr>
+                <w:rtl w:val="0"/>
+              </w:rPr>
+              <w:t xml:space="preserve">sửa commit gần nhất</w:t>
+            </w:r>
+          </w:p>
+        </w:tc>
+      </w:tr>
+    </w:tbl>
+    <w:p>
+      <w:pPr>
+        <w:rPr/>
+      </w:pPr>
+      <w:r>
+        <w:pict>
+          <v:rect style="width:0.0pt;height:1.5pt" o:hr="t" o:hrstd="t" o:hralign="center" fillcolor="#A0A0A0" stroked="f"/>
+        </w:pict>
+      </w:r>
+      <w:r>
+        <w:rPr>
+          <w:rtl w:val="0"/>
+        </w:rPr>
+      </w:r>
+    </w:p>
+    <w:p>
+      <w:pPr>
+        <w:pStyle w:val="Heading1"/>
+        <w:keepNext w:val="0"/>
+        <w:keepLines w:val="0"/>
+        <w:spacing w:before="480" w:lineRule="auto"/>
+        <w:rPr>
+          <w:b w:val="1"/>
+          <w:bCs w:val="1"/>
+          <w:sz w:val="46"/>
+          <w:szCs w:val="46"/>
+        </w:rPr>
+      </w:pPr>
+      <w:bookmarkStart w:colFirst="0" w:colLast="0" w:name="_hsjnozas298v" w:id="6"/>
+      <w:bookmarkEnd w:id="6"/>
+      <w:r>
+        <w:rPr>
+          <w:rFonts w:ascii="Andika" w:cs="Andika" w:eastAsia="Andika" w:hAnsi="Andika"/>
+          <w:b w:val="1"/>
+          <w:bCs w:val="1"/>
+          <w:sz w:val="46"/>
+          <w:szCs w:val="46"/>
+          <w:rtl w:val="0"/>
+        </w:rPr>
+        <w:t xml:space="preserve">3️⃣ Workflow GitHub chuẩn (viết gọn hơn)</w:t>
+      </w:r>
+    </w:p>
+    <w:p>
+      <w:pPr>
+        <w:rPr/>
+      </w:pPr>
+      <w:r>
+        <w:rPr>
+          <w:rtl w:val="0"/>
+        </w:rPr>
+        <w:t xml:space="preserve">main</w:t>
+      </w:r>
+    </w:p>
+    <w:p>
+      <w:pPr>
+        <w:rPr/>
+      </w:pPr>
+      <w:r>
+        <w:rPr>
+          <w:rtl w:val="0"/>
+        </w:rPr>
+        <w:t xml:space="preserve">│</w:t>
+      </w:r>
+    </w:p>
+    <w:p>
+      <w:pPr>
+        <w:rPr/>
+      </w:pPr>
+      <w:r>
+        <w:rPr>
+          <w:rtl w:val="0"/>
+        </w:rPr>
+        <w:t xml:space="preserve">├── tạo branch</w:t>
+      </w:r>
+    </w:p>
+    <w:p>
+      <w:pPr>
+        <w:rPr/>
+      </w:pPr>
+      <w:r>
+        <w:rPr>
+          <w:rtl w:val="0"/>
+        </w:rPr>
+        <w:t xml:space="preserve">│</w:t>
+      </w:r>
+    </w:p>
+    <w:p>
+      <w:pPr>
+        <w:rPr/>
+      </w:pPr>
+      <w:r>
+        <w:rPr>
+          <w:rtl w:val="0"/>
+        </w:rPr>
+        <w:t xml:space="preserve">feature-login</w:t>
+      </w:r>
+    </w:p>
+    <w:p>
+      <w:pPr>
+        <w:rPr/>
+      </w:pPr>
+      <w:r>
+        <w:rPr>
+          <w:rtl w:val="0"/>
+        </w:rPr>
+        <w:t xml:space="preserve">│</w:t>
+      </w:r>
+    </w:p>
+    <w:p>
+      <w:pPr>
+        <w:rPr/>
+      </w:pPr>
+      <w:r>
+        <w:rPr>
+          <w:rtl w:val="0"/>
+        </w:rPr>
+        <w:t xml:space="preserve">├── code</w:t>
+      </w:r>
+    </w:p>
+    <w:p>
+      <w:pPr>
+        <w:rPr/>
+      </w:pPr>
+      <w:r>
+        <w:rPr>
+          <w:rtl w:val="0"/>
+        </w:rPr>
+        <w:t xml:space="preserve">├── git add</w:t>
+      </w:r>
+    </w:p>
+    <w:p>
+      <w:pPr>
+        <w:rPr/>
+      </w:pPr>
+      <w:r>
+        <w:rPr>
+          <w:rtl w:val="0"/>
+        </w:rPr>
+        <w:t xml:space="preserve">├── git commit</w:t>
+      </w:r>
+    </w:p>
+    <w:p>
+      <w:pPr>
+        <w:rPr/>
+      </w:pPr>
+      <w:r>
+        <w:rPr>
+          <w:rtl w:val="0"/>
+        </w:rPr>
+        <w:t xml:space="preserve">├── git push</w:t>
+      </w:r>
+    </w:p>
+    <w:p>
+      <w:pPr>
+        <w:rPr/>
+      </w:pPr>
+      <w:r>
+        <w:rPr>
+          <w:rtl w:val="0"/>
+        </w:rPr>
+        <w:t xml:space="preserve">│</w:t>
+      </w:r>
+    </w:p>
+    <w:p>
+      <w:pPr>
+        <w:rPr/>
+      </w:pPr>
+      <w:r>
+        <w:rPr>
+          <w:rtl w:val="0"/>
+        </w:rPr>
+        <w:t xml:space="preserve">Pull Request</w:t>
+      </w:r>
+    </w:p>
+    <w:p>
+      <w:pPr>
+        <w:rPr/>
+      </w:pPr>
+      <w:r>
+        <w:rPr>
+          <w:rtl w:val="0"/>
+        </w:rPr>
+        <w:t xml:space="preserve">│</w:t>
+      </w:r>
+    </w:p>
+    <w:p>
+      <w:pPr>
+        <w:rPr/>
+      </w:pPr>
+      <w:r>
+        <w:rPr>
+          <w:rFonts w:ascii="Arial Unicode MS" w:cs="Arial Unicode MS" w:eastAsia="Arial Unicode MS" w:hAnsi="Arial Unicode MS"/>
+          <w:rtl w:val="0"/>
+        </w:rPr>
+        <w:t xml:space="preserve">Merge → main</w:t>
+      </w:r>
+    </w:p>
+    <w:p>
+      <w:pPr>
+        <w:rPr/>
+      </w:pPr>
+      <w:r>
+        <w:pict>
+          <v:rect style="width:0.0pt;height:1.5pt" o:hr="t" o:hrstd="t" o:hralign="center" fillcolor="#A0A0A0" stroked="f"/>
+        </w:pict>
+      </w:r>
+      <w:r>
+        <w:rPr>
+          <w:rtl w:val="0"/>
+        </w:rPr>
+      </w:r>
+    </w:p>
+    <w:p>
+      <w:pPr>
+        <w:pStyle w:val="Heading1"/>
+        <w:keepNext w:val="0"/>
+        <w:keepLines w:val="0"/>
+        <w:spacing w:before="480" w:lineRule="auto"/>
+        <w:rPr>
+          <w:b w:val="1"/>
+          <w:bCs w:val="1"/>
+          <w:sz w:val="46"/>
+          <w:szCs w:val="46"/>
+        </w:rPr>
+      </w:pPr>
+      <w:bookmarkStart w:colFirst="0" w:colLast="0" w:name="_8ecznjuo8kzm" w:id="7"/>
+      <w:bookmarkEnd w:id="7"/>
+      <w:r>
+        <w:rPr>
+          <w:b w:val="1"/>
+          <w:bCs w:val="1"/>
+          <w:sz w:val="46"/>
+          <w:szCs w:val="46"/>
+          <w:rtl w:val="0"/>
+        </w:rPr>
+        <w:t xml:space="preserve">4️⃣ Fix lỗi branch tồn tại (bạn ghi đúng)</w:t>
+      </w:r>
+    </w:p>
+    <w:p>
+      <w:pPr>
+        <w:rPr/>
+      </w:pPr>
+      <w:r>
+        <w:rPr>
+          <w:rtl w:val="0"/>
+        </w:rPr>
+        <w:t xml:space="preserve">git checkout main</w:t>
+      </w:r>
+    </w:p>
+    <w:p>
+      <w:pPr>
+        <w:rPr/>
+      </w:pPr>
+      <w:r>
+        <w:rPr>
+          <w:rtl w:val="0"/>
+        </w:rPr>
+        <w:t xml:space="preserve">git branch -D NamArgen</w:t>
+      </w:r>
+    </w:p>
+    <w:p>
+      <w:pPr>
+        <w:rPr/>
+      </w:pPr>
+      <w:r>
+        <w:rPr>
+          <w:rtl w:val="0"/>
+        </w:rPr>
+        <w:t xml:space="preserve">git fetch --prune</w:t>
+      </w:r>
+    </w:p>
+    <w:p>
+      <w:pPr>
+        <w:rPr/>
+      </w:pPr>
+      <w:r>
+        <w:rPr>
+          <w:rtl w:val="0"/>
+        </w:rPr>
+        <w:t xml:space="preserve">git checkout -b NamArgen</w:t>
+      </w:r>
+    </w:p>
+    <w:p>
+      <w:pPr>
+        <w:spacing w:after="240" w:before="240" w:lineRule="auto"/>
+        <w:rPr/>
+      </w:pPr>
+      <w:r>
+        <w:rPr>
+          <w:rtl w:val="0"/>
+        </w:rPr>
+        <w:t xml:space="preserve">Ý nghĩa:</w:t>
+      </w:r>
+    </w:p>
+    <w:p>
+      <w:pPr>
+        <w:rPr/>
+      </w:pPr>
+      <w:r>
+        <w:rPr>
+          <w:rtl w:val="0"/>
+        </w:rPr>
+        <w:t xml:space="preserve">xóa branch local</w:t>
+      </w:r>
+    </w:p>
+    <w:p>
+      <w:pPr>
+        <w:rPr/>
+      </w:pPr>
+      <w:r>
+        <w:rPr>
+          <w:rtl w:val="0"/>
+        </w:rPr>
+        <w:t xml:space="preserve">xóa cache remote</w:t>
+      </w:r>
+    </w:p>
+    <w:p>
+      <w:pPr>
+        <w:rPr/>
+      </w:pPr>
+      <w:r>
+        <w:rPr>
+          <w:rtl w:val="0"/>
+        </w:rPr>
+        <w:t xml:space="preserve">tạo lại branch</w:t>
+      </w:r>
+    </w:p>
+    <w:p>
+      <w:pPr>
+        <w:rPr/>
+      </w:pPr>
+      <w:r>
+        <w:pict>
+          <v:rect style="width:0.0pt;height:1.5pt" o:hr="t" o:hrstd="t" o:hralign="center" fillcolor="#A0A0A0" stroked="f"/>
+        </w:pict>
+      </w:r>
+      <w:r>
+        <w:rPr>
+          <w:rtl w:val="0"/>
+        </w:rPr>
+      </w:r>
+    </w:p>
+    <w:p>
+      <w:pPr>
+        <w:pStyle w:val="Heading1"/>
+        <w:keepNext w:val="0"/>
+        <w:keepLines w:val="0"/>
+        <w:spacing w:before="480" w:lineRule="auto"/>
+        <w:rPr>
+          <w:b w:val="1"/>
+          <w:bCs w:val="1"/>
+          <w:sz w:val="46"/>
+          <w:szCs w:val="46"/>
+        </w:rPr>
+      </w:pPr>
+      <w:bookmarkStart w:colFirst="0" w:colLast="0" w:name="_dax9u7gerxza" w:id="8"/>
+      <w:bookmarkEnd w:id="8"/>
+      <w:r>
+        <w:rPr>
+          <w:rFonts w:ascii="Andika" w:cs="Andika" w:eastAsia="Andika" w:hAnsi="Andika"/>
+          <w:b w:val="1"/>
+          <w:bCs w:val="1"/>
+          <w:sz w:val="46"/>
+          <w:szCs w:val="46"/>
+          <w:rtl w:val="0"/>
+        </w:rPr>
+        <w:t xml:space="preserve">5️⃣ Thoát Vim editor (ghi vậy là chuẩn)</w:t>
+      </w:r>
+    </w:p>
+    <w:p>
+      <w:pPr>
+        <w:rPr/>
+      </w:pPr>
+      <w:r>
+        <w:rPr>
+          <w:rtl w:val="0"/>
+        </w:rPr>
+        <w:t xml:space="preserve">ESC</w:t>
+      </w:r>
+    </w:p>
+    <w:p>
+      <w:pPr>
+        <w:rPr/>
+      </w:pPr>
+      <w:r>
+        <w:rPr>
+          <w:rtl w:val="0"/>
+        </w:rPr>
+        <w:t xml:space="preserve">:wq</w:t>
+      </w:r>
+    </w:p>
+    <w:p>
+      <w:pPr>
+        <w:rPr/>
+      </w:pPr>
+      <w:r>
+        <w:rPr>
+          <w:rtl w:val="0"/>
+        </w:rPr>
+        <w:t xml:space="preserve">Enter</w:t>
+      </w:r>
+    </w:p>
+    <w:p>
+      <w:pPr>
+        <w:spacing w:after="240" w:before="240" w:lineRule="auto"/>
+        <w:rPr/>
+      </w:pPr>
+      <w:r>
+        <w:rPr>
+          <w:rtl w:val="0"/>
+        </w:rPr>
+        <w:t xml:space="preserve">Hủy commit:</w:t>
+      </w:r>
+    </w:p>
+    <w:p>
+      <w:pPr>
+        <w:rPr/>
+      </w:pPr>
+      <w:r>
+        <w:rPr>
+          <w:rtl w:val="0"/>
+        </w:rPr>
+        <w:t xml:space="preserve">ESC</w:t>
+      </w:r>
+    </w:p>
+    <w:p>
+      <w:pPr>
+        <w:rPr/>
+      </w:pPr>
+      <w:r>
+        <w:rPr>
+          <w:rtl w:val="0"/>
+        </w:rPr>
+        <w:t xml:space="preserve">:q!</w:t>
+      </w:r>
+    </w:p>
+    <w:p>
+      <w:pPr>
+        <w:rPr/>
+      </w:pPr>
+      <w:r>
+        <w:rPr>
+          <w:rtl w:val="0"/>
+        </w:rPr>
+        <w:t xml:space="preserve">Enter</w:t>
+      </w:r>
+    </w:p>
+    <w:p>
+      <w:pPr>
+        <w:rPr/>
+      </w:pPr>
+      <w:r>
+        <w:pict>
+          <v:rect style="width:0.0pt;height:1.5pt" o:hr="t" o:hrstd="t" o:hralign="center" fillcolor="#A0A0A0" stroked="f"/>
+        </w:pict>
+      </w:r>
+      <w:r>
+        <w:rPr>
+          <w:rtl w:val="0"/>
+        </w:rPr>
+      </w:r>
+    </w:p>
+    <w:p>
+      <w:pPr>
+        <w:pStyle w:val="Heading1"/>
+        <w:keepNext w:val="0"/>
+        <w:keepLines w:val="0"/>
+        <w:spacing w:before="480" w:lineRule="auto"/>
+        <w:rPr>
+          <w:b w:val="1"/>
+          <w:bCs w:val="1"/>
+          <w:sz w:val="46"/>
+          <w:szCs w:val="46"/>
+        </w:rPr>
+      </w:pPr>
+      <w:bookmarkStart w:colFirst="0" w:colLast="0" w:name="_njfqil9pobr4" w:id="9"/>
+      <w:bookmarkEnd w:id="9"/>
+      <w:r>
+        <w:rPr>
+          <w:b w:val="1"/>
+          <w:bCs w:val="1"/>
+          <w:sz w:val="46"/>
+          <w:szCs w:val="46"/>
+          <w:rtl w:val="0"/>
+        </w:rPr>
+        <w:t xml:space="preserve">6️⃣ Một dòng workflow Git đầy đủ (rất nên thêm)</w:t>
+      </w:r>
+    </w:p>
+    <w:p>
+      <w:pPr>
+        <w:rPr/>
+      </w:pPr>
+      <w:r>
+        <w:rPr>
+          <w:rtl w:val="0"/>
+        </w:rPr>
+        <w:t xml:space="preserve">git add .</w:t>
+      </w:r>
+    </w:p>
+    <w:p>
+      <w:pPr>
+        <w:rPr/>
+      </w:pPr>
+      <w:r>
+        <w:rPr>
+          <w:rtl w:val="0"/>
+        </w:rPr>
+        <w:t xml:space="preserve">git commit -m "message"</w:t>
+      </w:r>
+    </w:p>
+    <w:p>
+      <w:pPr>
+        <w:rPr/>
+      </w:pPr>
+      <w:r>
+        <w:rPr>
+          <w:rtl w:val="0"/>
+        </w:rPr>
+        <w:t xml:space="preserve">git push origin main</w:t>
+      </w:r>
+    </w:p>
+    <w:p>
+      <w:pPr>
+        <w:rPr/>
+      </w:pPr>
+      <w:r>
+        <w:pict>
+          <v:rect style="width:0.0pt;height:1.5pt" o:hr="t" o:hrstd="t" o:hralign="center" fillcolor="#A0A0A0" stroked="f"/>
+        </w:pict>
+      </w:r>
+      <w:r>
+        <w:rPr>
+          <w:rtl w:val="0"/>
+        </w:rPr>
+      </w:r>
+    </w:p>
+    <w:p>
+      <w:pPr>
+        <w:pStyle w:val="Heading1"/>
+        <w:keepNext w:val="0"/>
+        <w:keepLines w:val="0"/>
+        <w:spacing w:before="480" w:lineRule="auto"/>
+        <w:rPr>
+          <w:b w:val="1"/>
+          <w:bCs w:val="1"/>
+          <w:sz w:val="46"/>
+          <w:szCs w:val="46"/>
+        </w:rPr>
+      </w:pPr>
+      <w:bookmarkStart w:colFirst="0" w:colLast="0" w:name="_ql2semf75gw5" w:id="10"/>
+      <w:bookmarkEnd w:id="10"/>
+      <w:r>
+        <w:rPr>
+          <w:rFonts w:ascii="Andika" w:cs="Andika" w:eastAsia="Andika" w:hAnsi="Andika"/>
+          <w:b w:val="1"/>
+          <w:bCs w:val="1"/>
+          <w:sz w:val="46"/>
+          <w:szCs w:val="46"/>
+          <w:rtl w:val="0"/>
+        </w:rPr>
+        <w:t xml:space="preserve">7️⃣ Cheat workflow branch (ngắn gọn)</w:t>
+      </w:r>
+    </w:p>
+    <w:p>
+      <w:pPr>
+        <w:rPr/>
+      </w:pPr>
+      <w:r>
+        <w:rPr>
+          <w:rtl w:val="0"/>
+        </w:rPr>
+        <w:t xml:space="preserve">git checkout -b feature-login</w:t>
+      </w:r>
+    </w:p>
+    <w:p>
+      <w:pPr>
+        <w:rPr/>
+      </w:pPr>
+      <w:r>
+        <w:rPr>
+          <w:rtl w:val="0"/>
+        </w:rPr>
+        <w:t xml:space="preserve">git add .</w:t>
+      </w:r>
+    </w:p>
+    <w:p>
+      <w:pPr>
+        <w:rPr/>
+      </w:pPr>
+      <w:r>
+        <w:rPr>
+          <w:rtl w:val="0"/>
+        </w:rPr>
+        <w:t xml:space="preserve">git commit -m "add login"</w:t>
+      </w:r>
+    </w:p>
+    <w:p>
+      <w:pPr>
+        <w:rPr/>
+      </w:pPr>
+      <w:r>
+        <w:rPr>
+          <w:rtl w:val="0"/>
+        </w:rPr>
+        <w:t xml:space="preserve">git push origin feature-login</w:t>
+      </w:r>
+    </w:p>
+    <w:p>
+      <w:pPr>
+        <w:rPr/>
+      </w:pPr>
+      <w:r>
+        <w:pict>
+          <v:rect style="width:0.0pt;height:1.5pt" o:hr="t" o:hrstd="t" o:hralign="center" fillcolor="#A0A0A0" stroked="f"/>
+        </w:pict>
+      </w:r>
+      <w:r>
+        <w:rPr>
+          <w:rtl w:val="0"/>
+        </w:rPr>
+      </w:r>
+    </w:p>
+    <w:p>
+      <w:pPr>
+        <w:pStyle w:val="Heading1"/>
+        <w:keepNext w:val="0"/>
+        <w:keepLines w:val="0"/>
+        <w:spacing w:before="480" w:lineRule="auto"/>
+        <w:rPr>
+          <w:b w:val="1"/>
+          <w:bCs w:val="1"/>
+          <w:sz w:val="46"/>
+          <w:szCs w:val="46"/>
+        </w:rPr>
+      </w:pPr>
+      <w:bookmarkStart w:colFirst="0" w:colLast="0" w:name="_nk12vgovsnlr" w:id="11"/>
+      <w:bookmarkEnd w:id="11"/>
+      <w:r>
+        <w:rPr>
+          <w:rFonts w:ascii="Andika" w:cs="Andika" w:eastAsia="Andika" w:hAnsi="Andika"/>
+          <w:b w:val="1"/>
+          <w:bCs w:val="1"/>
+          <w:sz w:val="46"/>
+          <w:szCs w:val="46"/>
+          <w:rtl w:val="0"/>
+        </w:rPr>
+        <w:t xml:space="preserve">8️⃣ Cheat command xem nhanh project</w:t>
+      </w:r>
+    </w:p>
+    <w:p>
+      <w:pPr>
+        <w:rPr/>
+      </w:pPr>
+      <w:r>
+        <w:rPr>
+          <w:rtl w:val="0"/>
+        </w:rPr>
+        <w:t xml:space="preserve">git status</w:t>
+      </w:r>
+    </w:p>
+    <w:p>
+      <w:pPr>
+        <w:rPr/>
+      </w:pPr>
+      <w:r>
+        <w:rPr>
+          <w:rtl w:val="0"/>
+        </w:rPr>
+        <w:t xml:space="preserve">git branch</w:t>
+      </w:r>
+    </w:p>
+    <w:p>
+      <w:pPr>
+        <w:rPr/>
+      </w:pPr>
+      <w:r>
+        <w:rPr>
+          <w:rtl w:val="0"/>
+        </w:rPr>
+        <w:t xml:space="preserve">git log --oneline</w:t>
+      </w:r>
+    </w:p>
+    <w:p>
+      <w:pPr>
+        <w:rPr/>
+      </w:pPr>
+      <w:r>
+        <w:pict>
+          <v:rect style="width:0.0pt;height:1.5pt" o:hr="t" o:hrstd="t" o:hralign="center" fillcolor="#A0A0A0" stroked="f"/>
+        </w:pict>
+      </w:r>
+      <w:r>
+        <w:rPr>
+          <w:rtl w:val="0"/>
+        </w:rPr>
+      </w:r>
+    </w:p>
+    <w:p>
+      <w:pPr>
+        <w:pStyle w:val="Heading1"/>
+        <w:keepNext w:val="0"/>
+        <w:keepLines w:val="0"/>
+        <w:spacing w:before="480" w:lineRule="auto"/>
+        <w:rPr>
+          <w:b w:val="1"/>
+          <w:bCs w:val="1"/>
+          <w:sz w:val="46"/>
+          <w:szCs w:val="46"/>
+        </w:rPr>
+      </w:pPr>
+      <w:bookmarkStart w:colFirst="0" w:colLast="0" w:name="_imoborx45x8n" w:id="12"/>
+      <w:bookmarkEnd w:id="12"/>
+      <w:r>
+        <w:rPr>
+          <w:b w:val="1"/>
+          <w:bCs w:val="1"/>
+          <w:sz w:val="46"/>
+          <w:szCs w:val="46"/>
+          <w:rtl w:val="0"/>
+        </w:rPr>
+        <w:t xml:space="preserve">📌 Phiên bản note gọn nhất (mình khuyên bạn lưu)</w:t>
+      </w:r>
+    </w:p>
+    <w:p>
+      <w:pPr>
+        <w:rPr/>
+      </w:pPr>
+      <w:r>
+        <w:rPr>
+          <w:rtl w:val="0"/>
+        </w:rPr>
+        <w:t xml:space="preserve">Git cơ bản</w:t>
+      </w:r>
+    </w:p>
+    <w:p>
+      <w:pPr>
+        <w:rPr/>
+      </w:pPr>
+      <w:r>
+        <w:rPr>
+          <w:rtl w:val="0"/>
+        </w:rPr>
+      </w:r>
+    </w:p>
+    <w:p>
+      <w:pPr>
+        <w:rPr/>
+      </w:pPr>
+      <w:r>
+        <w:rPr>
+          <w:rtl w:val="0"/>
+        </w:rPr>
+        <w:t xml:space="preserve">git clone &lt;url&gt;        tải repo</w:t>
+      </w:r>
+    </w:p>
+    <w:p>
+      <w:pPr>
+        <w:rPr/>
+      </w:pPr>
+      <w:r>
+        <w:rPr>
+          <w:rtl w:val="0"/>
+        </w:rPr>
+        <w:t xml:space="preserve">git status             kiểm tra trạng thái</w:t>
+      </w:r>
+    </w:p>
+    <w:p>
+      <w:pPr>
+        <w:rPr/>
+      </w:pPr>
+      <w:r>
+        <w:rPr>
+          <w:rtl w:val="0"/>
+        </w:rPr>
+        <w:t xml:space="preserve">git add .              thêm file</w:t>
+      </w:r>
+    </w:p>
+    <w:p>
+      <w:pPr>
+        <w:rPr/>
+      </w:pPr>
+      <w:r>
+        <w:rPr>
+          <w:rtl w:val="0"/>
+        </w:rPr>
+        <w:t xml:space="preserve">git commit -m "msg"    commit</w:t>
+      </w:r>
+    </w:p>
+    <w:p>
+      <w:pPr>
+        <w:rPr/>
+      </w:pPr>
+      <w:r>
+        <w:rPr>
+          <w:rtl w:val="0"/>
+        </w:rPr>
+        <w:t xml:space="preserve">git push origin main   push code</w:t>
+      </w:r>
+    </w:p>
+    <w:p>
+      <w:pPr>
+        <w:rPr/>
+      </w:pPr>
+      <w:r>
+        <w:rPr>
+          <w:rtl w:val="0"/>
+        </w:rPr>
+        <w:t xml:space="preserve">git pull origin main   cập nhật code</w:t>
+      </w:r>
+    </w:p>
+    <w:p>
+      <w:pPr>
+        <w:rPr/>
+      </w:pPr>
+      <w:r>
+        <w:rPr>
+          <w:rtl w:val="0"/>
+        </w:rPr>
+      </w:r>
+    </w:p>
+    <w:p>
+      <w:pPr>
+        <w:rPr/>
+      </w:pPr>
+      <w:r>
+        <w:rPr>
+          <w:rtl w:val="0"/>
+        </w:rPr>
+        <w:t xml:space="preserve">Branch</w:t>
+      </w:r>
+    </w:p>
+    <w:p>
+      <w:pPr>
+        <w:rPr/>
+      </w:pPr>
+      <w:r>
+        <w:rPr>
+          <w:rtl w:val="0"/>
+        </w:rPr>
+        <w:t xml:space="preserve">git branch             xem branch</w:t>
+      </w:r>
+    </w:p>
+    <w:p>
+      <w:pPr>
+        <w:rPr/>
+      </w:pPr>
+      <w:r>
+        <w:rPr>
+          <w:rtl w:val="0"/>
+        </w:rPr>
+        <w:t xml:space="preserve">git branch -a          xem tất cả branch</w:t>
+      </w:r>
+    </w:p>
+    <w:p>
+      <w:pPr>
+        <w:rPr/>
+      </w:pPr>
+      <w:r>
+        <w:rPr>
+          <w:rtl w:val="0"/>
+        </w:rPr>
+        <w:t xml:space="preserve">git checkout &lt;branch&gt;  chuyển branch</w:t>
+      </w:r>
+    </w:p>
+    <w:p>
+      <w:pPr>
+        <w:rPr/>
+      </w:pPr>
+      <w:r>
+        <w:rPr>
+          <w:rtl w:val="0"/>
+        </w:rPr>
+        <w:t xml:space="preserve">git checkout -b &lt;branch&gt; tạo branch</w:t>
+      </w:r>
+    </w:p>
+    <w:p>
+      <w:pPr>
+        <w:rPr/>
+      </w:pPr>
+      <w:r>
+        <w:rPr>
+          <w:rtl w:val="0"/>
+        </w:rPr>
+        <w:t xml:space="preserve">git branch -D &lt;branch&gt; xóa branch</w:t>
+      </w:r>
+    </w:p>
+    <w:p>
+      <w:pPr>
+        <w:rPr/>
+      </w:pPr>
+      <w:r>
+        <w:rPr>
+          <w:rtl w:val="0"/>
+        </w:rPr>
+      </w:r>
+    </w:p>
+    <w:p>
+      <w:pPr>
+        <w:rPr/>
+      </w:pPr>
+      <w:r>
+        <w:rPr>
+          <w:rtl w:val="0"/>
+        </w:rPr>
+        <w:t xml:space="preserve">History</w:t>
+      </w:r>
+    </w:p>
+    <w:p>
+      <w:pPr>
+        <w:rPr/>
+      </w:pPr>
+      <w:r>
+        <w:rPr>
+          <w:rtl w:val="0"/>
+        </w:rPr>
+        <w:t xml:space="preserve">git log --oneline      xem commit</w:t>
+      </w:r>
+    </w:p>
+    <w:p>
+      <w:pPr>
+        <w:rPr/>
+      </w:pPr>
+      <w:r>
+        <w:rPr>
+          <w:rtl w:val="0"/>
+        </w:rPr>
+      </w:r>
+    </w:p>
+    <w:p>
+      <w:pPr>
+        <w:rPr/>
+      </w:pPr>
+      <w:r>
+        <w:rPr>
+          <w:rtl w:val="0"/>
+        </w:rPr>
+        <w:t xml:space="preserve">Fix branch exist</w:t>
+      </w:r>
+    </w:p>
+    <w:p>
+      <w:pPr>
+        <w:rPr/>
+      </w:pPr>
+      <w:r>
+        <w:rPr>
+          <w:rtl w:val="0"/>
+        </w:rPr>
+        <w:t xml:space="preserve">git checkout main</w:t>
+      </w:r>
+    </w:p>
+    <w:p>
+      <w:pPr>
+        <w:rPr/>
+      </w:pPr>
+      <w:r>
+        <w:rPr>
+          <w:rtl w:val="0"/>
+        </w:rPr>
+        <w:t xml:space="preserve">git branch -D NamArgen</w:t>
+      </w:r>
+    </w:p>
+    <w:p>
+      <w:pPr>
+        <w:rPr/>
+      </w:pPr>
+      <w:r>
+        <w:rPr>
+          <w:rtl w:val="0"/>
+        </w:rPr>
+        <w:t xml:space="preserve">git fetch --prune</w:t>
+      </w:r>
+    </w:p>
+    <w:p>
+      <w:pPr>
+        <w:rPr/>
+      </w:pPr>
+      <w:r>
+        <w:rPr>
+          <w:rtl w:val="0"/>
+        </w:rPr>
+        <w:t xml:space="preserve">git checkout -b NamArgen</w:t>
+      </w:r>
+    </w:p>
+    <w:p>
+      <w:pPr>
+        <w:rPr/>
+      </w:pPr>
+      <w:r>
+        <w:rPr>
+          <w:rtl w:val="0"/>
+        </w:rPr>
+      </w:r>
+    </w:p>
+    <w:p>
+      <w:pPr>
+        <w:rPr/>
+      </w:pPr>
+      <w:r>
+        <w:rPr>
+          <w:rtl w:val="0"/>
+        </w:rPr>
+        <w:t xml:space="preserve">Thoát Vim</w:t>
+      </w:r>
+    </w:p>
+    <w:p>
+      <w:pPr>
+        <w:rPr/>
+      </w:pPr>
+      <w:r>
+        <w:rPr>
+          <w:rtl w:val="0"/>
+        </w:rPr>
+        <w:t xml:space="preserve">ESC</w:t>
+      </w:r>
+    </w:p>
+    <w:p>
+      <w:pPr>
+        <w:rPr/>
+      </w:pPr>
+      <w:r>
+        <w:rPr>
+          <w:rtl w:val="0"/>
+        </w:rPr>
+        <w:t xml:space="preserve">:wq</w:t>
+      </w:r>
+    </w:p>
+    <w:p>
+      <w:pPr>
+        <w:rPr/>
+      </w:pPr>
+      <w:r>
+        <w:rPr>
+          <w:rtl w:val="0"/>
+        </w:rPr>
+        <w:t xml:space="preserve">Enter</w:t>
+      </w:r>
+    </w:p>
+    <w:p>
+      <w:pPr>
+        <w:rPr/>
+      </w:pPr>
+      <w:r>
+        <w:rPr>
+          <w:rtl w:val="0"/>
+        </w:rPr>
+      </w:r>
+    </w:p>
+    <w:p>
+      <w:pPr>
+        <w:rPr/>
+      </w:pPr>
+      <w:r>
+        <w:rPr>
+          <w:rtl w:val="0"/>
+        </w:rPr>
+      </w:r>
+    </w:p>
+    <w:p>
+      <w:pPr>
+        <w:rPr/>
+      </w:pPr>
+      <w:r>
+        <w:rPr>
+          <w:rtl w:val="0"/>
+        </w:rPr>
+      </w:r>
+    </w:p>
+    <w:p>
+      <w:pPr>
+        <w:rPr/>
+      </w:pPr>
+      <w:r>
+        <w:rPr>
+          <w:rtl w:val="0"/>
+        </w:rPr>
+        <w:t xml:space="preserve">—----------------------------------------------------------------------------------------------------------------------</w:t>
+      </w:r>
+    </w:p>
+    <w:p>
+      <w:pPr>
         <w:rPr/>
       </w:pPr>
       <w:r>
@@ -498,6 +3713,36 @@
           <w:rtl w:val="0"/>
         </w:rPr>
         <w:t xml:space="preserve">&gt;git checkout -b  ⇒ TV2_task</w:t>
+      </w:r>
+    </w:p>
+    <w:p>
+      <w:pPr>
+        <w:rPr/>
+      </w:pPr>
+      <w:r>
+        <w:rPr>
+          <w:rtl w:val="0"/>
+        </w:rPr>
+      </w:r>
+    </w:p>
+    <w:p>
+      <w:pPr>
+        <w:rPr/>
+      </w:pPr>
+      <w:r>
+        <w:rPr>
+          <w:rtl w:val="0"/>
+        </w:rPr>
+      </w:r>
+    </w:p>
+    <w:p>
+      <w:pPr>
+        <w:rPr/>
+      </w:pPr>
+      <w:r>
+        <w:rPr>
+          <w:rtl w:val="0"/>
+        </w:rPr>
       </w:r>
     </w:p>
     <w:sectPr>
@@ -677,6 +3922,22 @@
       <w:sz w:val="30"/>
       <w:szCs w:val="30"/>
     </w:rPr>
+  </w:style>
+  <w:style w:type="table" w:styleId="Table1">
+    <w:basedOn w:val="TableNormal"/>
+    <w:tblPr>
+      <w:tblStyleRowBandSize w:val="1"/>
+      <w:tblStyleColBandSize w:val="1"/>
+      <w:tblCellMar/>
+    </w:tblPr>
+  </w:style>
+  <w:style w:type="table" w:styleId="Table2">
+    <w:basedOn w:val="TableNormal"/>
+    <w:tblPr>
+      <w:tblStyleRowBandSize w:val="1"/>
+      <w:tblStyleColBandSize w:val="1"/>
+      <w:tblCellMar/>
+    </w:tblPr>
   </w:style>
 </w:styles>
 </file>
